--- a/Cours/Présentation des outils et des langages de données.docx
+++ b/Cours/Présentation des outils et des langages de données.docx
@@ -3103,13 +3103,13 @@
         <w:pStyle w:val="Titre1"/>
       </w:pPr>
       <w:bookmarkStart w:id="0" w:name="_Toc236172762"/>
-      <w:bookmarkStart w:id="1" w:name="_Toc230383571"/>
-      <w:bookmarkStart w:id="2" w:name="_Toc236249017"/>
+      <w:bookmarkStart w:id="1" w:name="_Toc236249017"/>
+      <w:bookmarkStart w:id="2" w:name="_Toc230383571"/>
       <w:r>
         <w:t>Aperçu</w:t>
       </w:r>
       <w:bookmarkEnd w:id="0"/>
-      <w:bookmarkEnd w:id="2"/>
+      <w:bookmarkEnd w:id="1"/>
     </w:p>
     <w:p>
       <w:r>
@@ -3227,20 +3227,42 @@
         </w:drawing>
       </w:r>
       <w:r>
+        <w:rPr>
+          <w:b/>
+          <w:bCs/>
+        </w:rPr>
         <w:t>Concepts clés</w:t>
       </w:r>
-      <w:bookmarkEnd w:id="1"/>
-    </w:p>
-    <w:p>
-      <w:r>
+      <w:bookmarkEnd w:id="2"/>
+    </w:p>
+    <w:p>
+      <w:pPr>
+        <w:rPr>
+          <w:b/>
+          <w:bCs/>
+        </w:rPr>
+      </w:pPr>
+      <w:r>
+        <w:rPr>
+          <w:b/>
+          <w:bCs/>
+        </w:rPr>
         <w:t xml:space="preserve">(Key </w:t>
       </w:r>
       <w:proofErr w:type="spellStart"/>
       <w:r>
+        <w:rPr>
+          <w:b/>
+          <w:bCs/>
+        </w:rPr>
         <w:t>takeaways</w:t>
       </w:r>
       <w:proofErr w:type="spellEnd"/>
       <w:r>
+        <w:rPr>
+          <w:b/>
+          <w:bCs/>
+        </w:rPr>
         <w:t>)</w:t>
       </w:r>
     </w:p>
@@ -6225,6 +6247,9 @@
         <w:spacing w:after="0"/>
       </w:pPr>
       <w:r>
+        <w:rPr>
+          <w:noProof/>
+        </w:rPr>
         <w:drawing>
           <wp:inline distT="0" distB="0" distL="0" distR="0" wp14:anchorId="2470FF2F" wp14:editId="0B42AD50">
             <wp:extent cx="5760720" cy="3290570"/>
@@ -6353,6 +6378,9 @@
     </w:p>
     <w:p>
       <w:r>
+        <w:rPr>
+          <w:noProof/>
+        </w:rPr>
         <w:lastRenderedPageBreak/>
         <w:drawing>
           <wp:inline distT="0" distB="0" distL="0" distR="0" wp14:anchorId="0370D8FB" wp14:editId="17FF9BD3">
@@ -6429,19 +6457,7 @@
           <w:rPr>
             <w:rStyle w:val="Lienhypertexte"/>
           </w:rPr>
-          <w:t>GitHub Docs(s'ouvre dans un nouv</w:t>
-        </w:r>
-        <w:r>
-          <w:rPr>
-            <w:rStyle w:val="Lienhypertexte"/>
-          </w:rPr>
-          <w:t>e</w:t>
-        </w:r>
-        <w:r>
-          <w:rPr>
-            <w:rStyle w:val="Lienhypertexte"/>
-          </w:rPr>
-          <w:t>l onglet)</w:t>
+          <w:t>GitHub Docs(s'ouvre dans un nouvel onglet)</w:t>
         </w:r>
       </w:hyperlink>
       <w:r>
@@ -6475,19 +6491,7 @@
           <w:rPr>
             <w:rStyle w:val="Lienhypertexte"/>
           </w:rPr>
-          <w:t xml:space="preserve">(s'ouvre </w:t>
-        </w:r>
-        <w:r>
-          <w:rPr>
-            <w:rStyle w:val="Lienhypertexte"/>
-          </w:rPr>
-          <w:t>d</w:t>
-        </w:r>
-        <w:r>
-          <w:rPr>
-            <w:rStyle w:val="Lienhypertexte"/>
-          </w:rPr>
-          <w:t>ans un nouvel onglet)</w:t>
+          <w:t>(s'ouvre dans un nouvel onglet)</w:t>
         </w:r>
       </w:hyperlink>
       <w:r>
@@ -6514,6 +6518,9 @@
     </w:p>
     <w:p>
       <w:r>
+        <w:rPr>
+          <w:noProof/>
+        </w:rPr>
         <w:drawing>
           <wp:inline distT="0" distB="0" distL="0" distR="0" wp14:anchorId="6429A0CB" wp14:editId="44E27156">
             <wp:extent cx="3600000" cy="2794909"/>
@@ -7104,7 +7111,7 @@
       <w:rPr>
         <w:noProof/>
       </w:rPr>
-      <w:t>29/07/2026 19:20</w:t>
+      <w:t>29/07/2026 20:23</w:t>
     </w:r>
     <w:r>
       <w:fldChar w:fldCharType="end"/>
@@ -7217,13 +7224,8 @@
       <w:r>
         <w:t xml:space="preserve"> </w:t>
       </w:r>
-      <w:proofErr w:type="gramStart"/>
-      <w:r>
-        <w:t>Et</w:t>
-      </w:r>
-      <w:proofErr w:type="gramEnd"/>
-      <w:r>
-        <w:t xml:space="preserve"> bien réelle !</w:t>
+      <w:r>
+        <w:t>Et bien réelle !</w:t>
       </w:r>
     </w:p>
   </w:footnote>
@@ -7241,29 +7243,8 @@
       <w:r>
         <w:t xml:space="preserve"> Comme les Python </w:t>
       </w:r>
-      <w:proofErr w:type="spellStart"/>
-      <w:r>
-        <w:t>Enhancement</w:t>
-      </w:r>
-      <w:proofErr w:type="spellEnd"/>
-      <w:r>
-        <w:t xml:space="preserve"> </w:t>
-      </w:r>
-      <w:proofErr w:type="spellStart"/>
-      <w:r>
-        <w:t>Proposals</w:t>
-      </w:r>
-      <w:proofErr w:type="spellEnd"/>
-      <w:r>
-        <w:t xml:space="preserve"> (</w:t>
-      </w:r>
-      <w:proofErr w:type="spellStart"/>
-      <w:r>
-        <w:t>PEPs</w:t>
-      </w:r>
-      <w:proofErr w:type="spellEnd"/>
-      <w:r>
-        <w:t>)</w:t>
+      <w:r>
+        <w:t>Enhancement Proposals (PEPs)</w:t>
       </w:r>
     </w:p>
   </w:footnote>
@@ -7284,21 +7265,8 @@
       <w:r>
         <w:t xml:space="preserve">JEP (Java </w:t>
       </w:r>
-      <w:proofErr w:type="spellStart"/>
-      <w:r>
-        <w:t>Enhancement</w:t>
-      </w:r>
-      <w:proofErr w:type="spellEnd"/>
-      <w:r>
-        <w:t xml:space="preserve"> </w:t>
-      </w:r>
-      <w:proofErr w:type="spellStart"/>
-      <w:r>
-        <w:t>Proposal</w:t>
-      </w:r>
-      <w:proofErr w:type="spellEnd"/>
-      <w:r>
-        <w:t>)</w:t>
+      <w:r>
+        <w:t>Enhancement Proposal)</w:t>
       </w:r>
     </w:p>
   </w:footnote>
@@ -7555,7 +7523,7 @@
             <w:rPr>
               <w:noProof/>
             </w:rPr>
-            <w:t>29/07/2026 19:22</w:t>
+            <w:t>29/07/2026 20:38</w:t>
           </w:r>
           <w:r>
             <w:fldChar w:fldCharType="end"/>
@@ -9867,6 +9835,7 @@
   <w:style w:type="character" w:default="1" w:styleId="Policepardfaut">
     <w:name w:val="Default Paragraph Font"/>
     <w:uiPriority w:val="1"/>
+    <w:semiHidden/>
     <w:unhideWhenUsed/>
   </w:style>
   <w:style w:type="table" w:default="1" w:styleId="TableauNormal">

--- a/Cours/Présentation des outils et des langages de données.docx
+++ b/Cours/Présentation des outils et des langages de données.docx
@@ -68,7 +68,7 @@
         </w:rPr>
         <w:fldChar w:fldCharType="separate"/>
       </w:r>
-      <w:hyperlink w:anchor="_Toc236249017" w:history="1">
+      <w:hyperlink w:anchor="_Toc236256409" w:history="1">
         <w:r>
           <w:rPr>
             <w:rStyle w:val="Lienhypertexte"/>
@@ -95,7 +95,7 @@
             <w:noProof/>
             <w:webHidden/>
           </w:rPr>
-          <w:instrText xml:space="preserve"> PAGEREF _Toc236249017 \h </w:instrText>
+          <w:instrText xml:space="preserve"> PAGEREF _Toc236256409 \h </w:instrText>
         </w:r>
         <w:r>
           <w:rPr>
@@ -140,7 +140,7 @@
           <w:lang w:eastAsia="fr-FR"/>
         </w:rPr>
       </w:pPr>
-      <w:hyperlink w:anchor="_Toc236249018" w:history="1">
+      <w:hyperlink w:anchor="_Toc236256410" w:history="1">
         <w:r>
           <w:rPr>
             <w:rStyle w:val="Lienhypertexte"/>
@@ -167,7 +167,7 @@
             <w:noProof/>
             <w:webHidden/>
           </w:rPr>
-          <w:instrText xml:space="preserve"> PAGEREF _Toc236249018 \h </w:instrText>
+          <w:instrText xml:space="preserve"> PAGEREF _Toc236256410 \h </w:instrText>
         </w:r>
         <w:r>
           <w:rPr>
@@ -212,7 +212,7 @@
           <w:lang w:eastAsia="fr-FR"/>
         </w:rPr>
       </w:pPr>
-      <w:hyperlink w:anchor="_Toc236249019" w:history="1">
+      <w:hyperlink w:anchor="_Toc236256411" w:history="1">
         <w:r>
           <w:rPr>
             <w:rStyle w:val="Lienhypertexte"/>
@@ -239,7 +239,7 @@
             <w:noProof/>
             <w:webHidden/>
           </w:rPr>
-          <w:instrText xml:space="preserve"> PAGEREF _Toc236249019 \h </w:instrText>
+          <w:instrText xml:space="preserve"> PAGEREF _Toc236256411 \h </w:instrText>
         </w:r>
         <w:r>
           <w:rPr>
@@ -284,7 +284,7 @@
           <w:lang w:eastAsia="fr-FR"/>
         </w:rPr>
       </w:pPr>
-      <w:hyperlink w:anchor="_Toc236249020" w:history="1">
+      <w:hyperlink w:anchor="_Toc236256412" w:history="1">
         <w:r>
           <w:rPr>
             <w:rStyle w:val="Lienhypertexte"/>
@@ -311,7 +311,7 @@
             <w:noProof/>
             <w:webHidden/>
           </w:rPr>
-          <w:instrText xml:space="preserve"> PAGEREF _Toc236249020 \h </w:instrText>
+          <w:instrText xml:space="preserve"> PAGEREF _Toc236256412 \h </w:instrText>
         </w:r>
         <w:r>
           <w:rPr>
@@ -356,7 +356,7 @@
           <w:lang w:eastAsia="fr-FR"/>
         </w:rPr>
       </w:pPr>
-      <w:hyperlink w:anchor="_Toc236249021" w:history="1">
+      <w:hyperlink w:anchor="_Toc236256413" w:history="1">
         <w:r>
           <w:rPr>
             <w:rStyle w:val="Lienhypertexte"/>
@@ -383,7 +383,7 @@
             <w:noProof/>
             <w:webHidden/>
           </w:rPr>
-          <w:instrText xml:space="preserve"> PAGEREF _Toc236249021 \h </w:instrText>
+          <w:instrText xml:space="preserve"> PAGEREF _Toc236256413 \h </w:instrText>
         </w:r>
         <w:r>
           <w:rPr>
@@ -428,7 +428,7 @@
           <w:lang w:eastAsia="fr-FR"/>
         </w:rPr>
       </w:pPr>
-      <w:hyperlink w:anchor="_Toc236249022" w:history="1">
+      <w:hyperlink w:anchor="_Toc236256414" w:history="1">
         <w:r>
           <w:rPr>
             <w:rStyle w:val="Lienhypertexte"/>
@@ -455,7 +455,7 @@
             <w:noProof/>
             <w:webHidden/>
           </w:rPr>
-          <w:instrText xml:space="preserve"> PAGEREF _Toc236249022 \h </w:instrText>
+          <w:instrText xml:space="preserve"> PAGEREF _Toc236256414 \h </w:instrText>
         </w:r>
         <w:r>
           <w:rPr>
@@ -500,7 +500,7 @@
           <w:lang w:eastAsia="fr-FR"/>
         </w:rPr>
       </w:pPr>
-      <w:hyperlink w:anchor="_Toc236249023" w:history="1">
+      <w:hyperlink w:anchor="_Toc236256415" w:history="1">
         <w:r>
           <w:rPr>
             <w:rStyle w:val="Lienhypertexte"/>
@@ -527,7 +527,7 @@
             <w:noProof/>
             <w:webHidden/>
           </w:rPr>
-          <w:instrText xml:space="preserve"> PAGEREF _Toc236249023 \h </w:instrText>
+          <w:instrText xml:space="preserve"> PAGEREF _Toc236256415 \h </w:instrText>
         </w:r>
         <w:r>
           <w:rPr>
@@ -572,7 +572,7 @@
           <w:lang w:eastAsia="fr-FR"/>
         </w:rPr>
       </w:pPr>
-      <w:hyperlink w:anchor="_Toc236249024" w:history="1">
+      <w:hyperlink w:anchor="_Toc236256416" w:history="1">
         <w:r>
           <w:rPr>
             <w:rStyle w:val="Lienhypertexte"/>
@@ -599,7 +599,7 @@
             <w:noProof/>
             <w:webHidden/>
           </w:rPr>
-          <w:instrText xml:space="preserve"> PAGEREF _Toc236249024 \h </w:instrText>
+          <w:instrText xml:space="preserve"> PAGEREF _Toc236256416 \h </w:instrText>
         </w:r>
         <w:r>
           <w:rPr>
@@ -644,7 +644,7 @@
           <w:lang w:eastAsia="fr-FR"/>
         </w:rPr>
       </w:pPr>
-      <w:hyperlink w:anchor="_Toc236249025" w:history="1">
+      <w:hyperlink w:anchor="_Toc236256417" w:history="1">
         <w:r>
           <w:rPr>
             <w:rStyle w:val="Lienhypertexte"/>
@@ -671,7 +671,7 @@
             <w:noProof/>
             <w:webHidden/>
           </w:rPr>
-          <w:instrText xml:space="preserve"> PAGEREF _Toc236249025 \h </w:instrText>
+          <w:instrText xml:space="preserve"> PAGEREF _Toc236256417 \h </w:instrText>
         </w:r>
         <w:r>
           <w:rPr>
@@ -716,7 +716,7 @@
           <w:lang w:eastAsia="fr-FR"/>
         </w:rPr>
       </w:pPr>
-      <w:hyperlink w:anchor="_Toc236249026" w:history="1">
+      <w:hyperlink w:anchor="_Toc236256418" w:history="1">
         <w:r>
           <w:rPr>
             <w:rStyle w:val="Lienhypertexte"/>
@@ -743,7 +743,7 @@
             <w:noProof/>
             <w:webHidden/>
           </w:rPr>
-          <w:instrText xml:space="preserve"> PAGEREF _Toc236249026 \h </w:instrText>
+          <w:instrText xml:space="preserve"> PAGEREF _Toc236256418 \h </w:instrText>
         </w:r>
         <w:r>
           <w:rPr>
@@ -788,7 +788,7 @@
           <w:lang w:eastAsia="fr-FR"/>
         </w:rPr>
       </w:pPr>
-      <w:hyperlink w:anchor="_Toc236249027" w:history="1">
+      <w:hyperlink w:anchor="_Toc236256419" w:history="1">
         <w:r>
           <w:rPr>
             <w:rStyle w:val="Lienhypertexte"/>
@@ -815,7 +815,7 @@
             <w:noProof/>
             <w:webHidden/>
           </w:rPr>
-          <w:instrText xml:space="preserve"> PAGEREF _Toc236249027 \h </w:instrText>
+          <w:instrText xml:space="preserve"> PAGEREF _Toc236256419 \h </w:instrText>
         </w:r>
         <w:r>
           <w:rPr>
@@ -860,7 +860,7 @@
           <w:lang w:eastAsia="fr-FR"/>
         </w:rPr>
       </w:pPr>
-      <w:hyperlink w:anchor="_Toc236249028" w:history="1">
+      <w:hyperlink w:anchor="_Toc236256420" w:history="1">
         <w:r>
           <w:rPr>
             <w:rStyle w:val="Lienhypertexte"/>
@@ -887,7 +887,7 @@
             <w:noProof/>
             <w:webHidden/>
           </w:rPr>
-          <w:instrText xml:space="preserve"> PAGEREF _Toc236249028 \h </w:instrText>
+          <w:instrText xml:space="preserve"> PAGEREF _Toc236256420 \h </w:instrText>
         </w:r>
         <w:r>
           <w:rPr>
@@ -932,7 +932,7 @@
           <w:lang w:eastAsia="fr-FR"/>
         </w:rPr>
       </w:pPr>
-      <w:hyperlink w:anchor="_Toc236249029" w:history="1">
+      <w:hyperlink w:anchor="_Toc236256421" w:history="1">
         <w:r>
           <w:rPr>
             <w:rStyle w:val="Lienhypertexte"/>
@@ -959,7 +959,7 @@
             <w:noProof/>
             <w:webHidden/>
           </w:rPr>
-          <w:instrText xml:space="preserve"> PAGEREF _Toc236249029 \h </w:instrText>
+          <w:instrText xml:space="preserve"> PAGEREF _Toc236256421 \h </w:instrText>
         </w:r>
         <w:r>
           <w:rPr>
@@ -1004,7 +1004,7 @@
           <w:lang w:eastAsia="fr-FR"/>
         </w:rPr>
       </w:pPr>
-      <w:hyperlink w:anchor="_Toc236249030" w:history="1">
+      <w:hyperlink w:anchor="_Toc236256422" w:history="1">
         <w:r>
           <w:rPr>
             <w:rStyle w:val="Lienhypertexte"/>
@@ -1031,7 +1031,7 @@
             <w:noProof/>
             <w:webHidden/>
           </w:rPr>
-          <w:instrText xml:space="preserve"> PAGEREF _Toc236249030 \h </w:instrText>
+          <w:instrText xml:space="preserve"> PAGEREF _Toc236256422 \h </w:instrText>
         </w:r>
         <w:r>
           <w:rPr>
@@ -1076,7 +1076,7 @@
           <w:lang w:eastAsia="fr-FR"/>
         </w:rPr>
       </w:pPr>
-      <w:hyperlink w:anchor="_Toc236249031" w:history="1">
+      <w:hyperlink w:anchor="_Toc236256423" w:history="1">
         <w:r>
           <w:rPr>
             <w:rStyle w:val="Lienhypertexte"/>
@@ -1103,7 +1103,7 @@
             <w:noProof/>
             <w:webHidden/>
           </w:rPr>
-          <w:instrText xml:space="preserve"> PAGEREF _Toc236249031 \h </w:instrText>
+          <w:instrText xml:space="preserve"> PAGEREF _Toc236256423 \h </w:instrText>
         </w:r>
         <w:r>
           <w:rPr>
@@ -1148,7 +1148,7 @@
           <w:lang w:eastAsia="fr-FR"/>
         </w:rPr>
       </w:pPr>
-      <w:hyperlink w:anchor="_Toc236249032" w:history="1">
+      <w:hyperlink w:anchor="_Toc236256424" w:history="1">
         <w:r>
           <w:rPr>
             <w:rStyle w:val="Lienhypertexte"/>
@@ -1175,7 +1175,7 @@
             <w:noProof/>
             <w:webHidden/>
           </w:rPr>
-          <w:instrText xml:space="preserve"> PAGEREF _Toc236249032 \h </w:instrText>
+          <w:instrText xml:space="preserve"> PAGEREF _Toc236256424 \h </w:instrText>
         </w:r>
         <w:r>
           <w:rPr>
@@ -1220,12 +1220,11 @@
           <w:lang w:eastAsia="fr-FR"/>
         </w:rPr>
       </w:pPr>
-      <w:hyperlink w:anchor="_Toc236249033" w:history="1">
+      <w:hyperlink w:anchor="_Toc236256425" w:history="1">
         <w:r>
           <w:rPr>
             <w:rStyle w:val="Lienhypertexte"/>
             <w:noProof/>
-            <w:highlight w:val="yellow"/>
           </w:rPr>
           <w:t>Quiz</w:t>
         </w:r>
@@ -1248,7 +1247,7 @@
             <w:noProof/>
             <w:webHidden/>
           </w:rPr>
-          <w:instrText xml:space="preserve"> PAGEREF _Toc236249033 \h </w:instrText>
+          <w:instrText xml:space="preserve"> PAGEREF _Toc236256425 \h </w:instrText>
         </w:r>
         <w:r>
           <w:rPr>
@@ -1293,7 +1292,7 @@
           <w:lang w:eastAsia="fr-FR"/>
         </w:rPr>
       </w:pPr>
-      <w:hyperlink w:anchor="_Toc236249034" w:history="1">
+      <w:hyperlink w:anchor="_Toc236256426" w:history="1">
         <w:r>
           <w:rPr>
             <w:rStyle w:val="Lienhypertexte"/>
@@ -1320,7 +1319,7 @@
             <w:noProof/>
             <w:webHidden/>
           </w:rPr>
-          <w:instrText xml:space="preserve"> PAGEREF _Toc236249034 \h </w:instrText>
+          <w:instrText xml:space="preserve"> PAGEREF _Toc236256426 \h </w:instrText>
         </w:r>
         <w:r>
           <w:rPr>
@@ -1340,7 +1339,7 @@
             <w:noProof/>
             <w:webHidden/>
           </w:rPr>
-          <w:t>15</w:t>
+          <w:t>19</w:t>
         </w:r>
         <w:r>
           <w:rPr>
@@ -1365,7 +1364,7 @@
           <w:lang w:eastAsia="fr-FR"/>
         </w:rPr>
       </w:pPr>
-      <w:hyperlink w:anchor="_Toc236249035" w:history="1">
+      <w:hyperlink w:anchor="_Toc236256427" w:history="1">
         <w:r>
           <w:rPr>
             <w:rStyle w:val="Lienhypertexte"/>
@@ -1392,7 +1391,7 @@
             <w:noProof/>
             <w:webHidden/>
           </w:rPr>
-          <w:instrText xml:space="preserve"> PAGEREF _Toc236249035 \h </w:instrText>
+          <w:instrText xml:space="preserve"> PAGEREF _Toc236256427 \h </w:instrText>
         </w:r>
         <w:r>
           <w:rPr>
@@ -1412,7 +1411,7 @@
             <w:noProof/>
             <w:webHidden/>
           </w:rPr>
-          <w:t>15</w:t>
+          <w:t>19</w:t>
         </w:r>
         <w:r>
           <w:rPr>
@@ -1425,7 +1424,7 @@
     </w:p>
     <w:p>
       <w:pPr>
-        <w:pStyle w:val="TM2"/>
+        <w:pStyle w:val="TM3"/>
         <w:tabs>
           <w:tab w:val="right" w:leader="dot" w:pos="9062"/>
         </w:tabs>
@@ -1437,13 +1436,13 @@
           <w:lang w:eastAsia="fr-FR"/>
         </w:rPr>
       </w:pPr>
-      <w:hyperlink w:anchor="_Toc236249036" w:history="1">
+      <w:hyperlink w:anchor="_Toc236256428" w:history="1">
         <w:r>
           <w:rPr>
             <w:rStyle w:val="Lienhypertexte"/>
             <w:noProof/>
           </w:rPr>
-          <w:t>Présentation</w:t>
+          <w:t>Introduction</w:t>
         </w:r>
         <w:r>
           <w:rPr>
@@ -1464,7 +1463,7 @@
             <w:noProof/>
             <w:webHidden/>
           </w:rPr>
-          <w:instrText xml:space="preserve"> PAGEREF _Toc236249036 \h </w:instrText>
+          <w:instrText xml:space="preserve"> PAGEREF _Toc236256428 \h </w:instrText>
         </w:r>
         <w:r>
           <w:rPr>
@@ -1484,7 +1483,7 @@
             <w:noProof/>
             <w:webHidden/>
           </w:rPr>
-          <w:t>15</w:t>
+          <w:t>19</w:t>
         </w:r>
         <w:r>
           <w:rPr>
@@ -1497,7 +1496,7 @@
     </w:p>
     <w:p>
       <w:pPr>
-        <w:pStyle w:val="TM2"/>
+        <w:pStyle w:val="TM3"/>
         <w:tabs>
           <w:tab w:val="right" w:leader="dot" w:pos="9062"/>
         </w:tabs>
@@ -1509,14 +1508,14 @@
           <w:lang w:eastAsia="fr-FR"/>
         </w:rPr>
       </w:pPr>
-      <w:hyperlink w:anchor="_Toc236249037" w:history="1">
+      <w:hyperlink w:anchor="_Toc236256429" w:history="1">
         <w:r>
           <w:rPr>
             <w:rStyle w:val="Lienhypertexte"/>
             <w:noProof/>
-            <w:lang w:val="en-US"/>
-          </w:rPr>
-          <w:t>Microsoft Excel</w:t>
+            <w:highlight w:val="yellow"/>
+          </w:rPr>
+          <w:t>Objectifs d'apprentissage</w:t>
         </w:r>
         <w:r>
           <w:rPr>
@@ -1537,7 +1536,7 @@
             <w:noProof/>
             <w:webHidden/>
           </w:rPr>
-          <w:instrText xml:space="preserve"> PAGEREF _Toc236249037 \h </w:instrText>
+          <w:instrText xml:space="preserve"> PAGEREF _Toc236256429 \h </w:instrText>
         </w:r>
         <w:r>
           <w:rPr>
@@ -1557,7 +1556,7 @@
             <w:noProof/>
             <w:webHidden/>
           </w:rPr>
-          <w:t>15</w:t>
+          <w:t>19</w:t>
         </w:r>
         <w:r>
           <w:rPr>
@@ -1582,14 +1581,13 @@
           <w:lang w:eastAsia="fr-FR"/>
         </w:rPr>
       </w:pPr>
-      <w:hyperlink w:anchor="_Toc236249038" w:history="1">
+      <w:hyperlink w:anchor="_Toc236256430" w:history="1">
         <w:r>
           <w:rPr>
             <w:rStyle w:val="Lienhypertexte"/>
             <w:noProof/>
-            <w:lang w:val="en-US"/>
-          </w:rPr>
-          <w:t>Google Sheets</w:t>
+          </w:rPr>
+          <w:t>Présentation</w:t>
         </w:r>
         <w:r>
           <w:rPr>
@@ -1610,7 +1608,7 @@
             <w:noProof/>
             <w:webHidden/>
           </w:rPr>
-          <w:instrText xml:space="preserve"> PAGEREF _Toc236249038 \h </w:instrText>
+          <w:instrText xml:space="preserve"> PAGEREF _Toc236256430 \h </w:instrText>
         </w:r>
         <w:r>
           <w:rPr>
@@ -1630,7 +1628,7 @@
             <w:noProof/>
             <w:webHidden/>
           </w:rPr>
-          <w:t>15</w:t>
+          <w:t>20</w:t>
         </w:r>
         <w:r>
           <w:rPr>
@@ -1655,14 +1653,14 @@
           <w:lang w:eastAsia="fr-FR"/>
         </w:rPr>
       </w:pPr>
-      <w:hyperlink w:anchor="_Toc236249039" w:history="1">
+      <w:hyperlink w:anchor="_Toc236256431" w:history="1">
         <w:r>
           <w:rPr>
             <w:rStyle w:val="Lienhypertexte"/>
             <w:noProof/>
             <w:lang w:val="en-US"/>
           </w:rPr>
-          <w:t>Langage SQL</w:t>
+          <w:t>Microsoft Excel</w:t>
         </w:r>
         <w:r>
           <w:rPr>
@@ -1683,7 +1681,7 @@
             <w:noProof/>
             <w:webHidden/>
           </w:rPr>
-          <w:instrText xml:space="preserve"> PAGEREF _Toc236249039 \h </w:instrText>
+          <w:instrText xml:space="preserve"> PAGEREF _Toc236256431 \h </w:instrText>
         </w:r>
         <w:r>
           <w:rPr>
@@ -1703,7 +1701,7 @@
             <w:noProof/>
             <w:webHidden/>
           </w:rPr>
-          <w:t>15</w:t>
+          <w:t>20</w:t>
         </w:r>
         <w:r>
           <w:rPr>
@@ -1728,14 +1726,14 @@
           <w:lang w:eastAsia="fr-FR"/>
         </w:rPr>
       </w:pPr>
-      <w:hyperlink w:anchor="_Toc236249040" w:history="1">
+      <w:hyperlink w:anchor="_Toc236256432" w:history="1">
         <w:r>
           <w:rPr>
             <w:rStyle w:val="Lienhypertexte"/>
             <w:noProof/>
             <w:lang w:val="en-US"/>
           </w:rPr>
-          <w:t>Python</w:t>
+          <w:t>Google Sheets</w:t>
         </w:r>
         <w:r>
           <w:rPr>
@@ -1756,7 +1754,7 @@
             <w:noProof/>
             <w:webHidden/>
           </w:rPr>
-          <w:instrText xml:space="preserve"> PAGEREF _Toc236249040 \h </w:instrText>
+          <w:instrText xml:space="preserve"> PAGEREF _Toc236256432 \h </w:instrText>
         </w:r>
         <w:r>
           <w:rPr>
@@ -1776,7 +1774,7 @@
             <w:noProof/>
             <w:webHidden/>
           </w:rPr>
-          <w:t>15</w:t>
+          <w:t>20</w:t>
         </w:r>
         <w:r>
           <w:rPr>
@@ -1801,14 +1799,14 @@
           <w:lang w:eastAsia="fr-FR"/>
         </w:rPr>
       </w:pPr>
-      <w:hyperlink w:anchor="_Toc236249041" w:history="1">
+      <w:hyperlink w:anchor="_Toc236256433" w:history="1">
         <w:r>
           <w:rPr>
             <w:rStyle w:val="Lienhypertexte"/>
             <w:noProof/>
             <w:lang w:val="en-US"/>
           </w:rPr>
-          <w:t>IBM Watson Studio</w:t>
+          <w:t>Langage SQL</w:t>
         </w:r>
         <w:r>
           <w:rPr>
@@ -1829,7 +1827,7 @@
             <w:noProof/>
             <w:webHidden/>
           </w:rPr>
-          <w:instrText xml:space="preserve"> PAGEREF _Toc236249041 \h </w:instrText>
+          <w:instrText xml:space="preserve"> PAGEREF _Toc236256433 \h </w:instrText>
         </w:r>
         <w:r>
           <w:rPr>
@@ -1849,7 +1847,7 @@
             <w:noProof/>
             <w:webHidden/>
           </w:rPr>
-          <w:t>15</w:t>
+          <w:t>20</w:t>
         </w:r>
         <w:r>
           <w:rPr>
@@ -1874,13 +1872,14 @@
           <w:lang w:eastAsia="fr-FR"/>
         </w:rPr>
       </w:pPr>
-      <w:hyperlink w:anchor="_Toc236249042" w:history="1">
+      <w:hyperlink w:anchor="_Toc236256434" w:history="1">
         <w:r>
           <w:rPr>
             <w:rStyle w:val="Lienhypertexte"/>
             <w:noProof/>
-          </w:rPr>
-          <w:t>Tableau</w:t>
+            <w:lang w:val="en-US"/>
+          </w:rPr>
+          <w:t>Python</w:t>
         </w:r>
         <w:r>
           <w:rPr>
@@ -1901,7 +1900,7 @@
             <w:noProof/>
             <w:webHidden/>
           </w:rPr>
-          <w:instrText xml:space="preserve"> PAGEREF _Toc236249042 \h </w:instrText>
+          <w:instrText xml:space="preserve"> PAGEREF _Toc236256434 \h </w:instrText>
         </w:r>
         <w:r>
           <w:rPr>
@@ -1921,7 +1920,7 @@
             <w:noProof/>
             <w:webHidden/>
           </w:rPr>
-          <w:t>15</w:t>
+          <w:t>20</w:t>
         </w:r>
         <w:r>
           <w:rPr>
@@ -1946,13 +1945,14 @@
           <w:lang w:eastAsia="fr-FR"/>
         </w:rPr>
       </w:pPr>
-      <w:hyperlink w:anchor="_Toc236249043" w:history="1">
+      <w:hyperlink w:anchor="_Toc236256435" w:history="1">
         <w:r>
           <w:rPr>
             <w:rStyle w:val="Lienhypertexte"/>
             <w:noProof/>
-          </w:rPr>
-          <w:t>Matplotlib</w:t>
+            <w:lang w:val="en-US"/>
+          </w:rPr>
+          <w:t>IBM Watson Studio</w:t>
         </w:r>
         <w:r>
           <w:rPr>
@@ -1973,7 +1973,7 @@
             <w:noProof/>
             <w:webHidden/>
           </w:rPr>
-          <w:instrText xml:space="preserve"> PAGEREF _Toc236249043 \h </w:instrText>
+          <w:instrText xml:space="preserve"> PAGEREF _Toc236256435 \h </w:instrText>
         </w:r>
         <w:r>
           <w:rPr>
@@ -1993,7 +1993,7 @@
             <w:noProof/>
             <w:webHidden/>
           </w:rPr>
-          <w:t>15</w:t>
+          <w:t>20</w:t>
         </w:r>
         <w:r>
           <w:rPr>
@@ -2018,13 +2018,13 @@
           <w:lang w:eastAsia="fr-FR"/>
         </w:rPr>
       </w:pPr>
-      <w:hyperlink w:anchor="_Toc236249044" w:history="1">
+      <w:hyperlink w:anchor="_Toc236256436" w:history="1">
         <w:r>
           <w:rPr>
             <w:rStyle w:val="Lienhypertexte"/>
             <w:noProof/>
           </w:rPr>
-          <w:t>Et bien d'autres outils</w:t>
+          <w:t>Tableau</w:t>
         </w:r>
         <w:r>
           <w:rPr>
@@ -2045,7 +2045,7 @@
             <w:noProof/>
             <w:webHidden/>
           </w:rPr>
-          <w:instrText xml:space="preserve"> PAGEREF _Toc236249044 \h </w:instrText>
+          <w:instrText xml:space="preserve"> PAGEREF _Toc236256436 \h </w:instrText>
         </w:r>
         <w:r>
           <w:rPr>
@@ -2065,7 +2065,7 @@
             <w:noProof/>
             <w:webHidden/>
           </w:rPr>
-          <w:t>15</w:t>
+          <w:t>20</w:t>
         </w:r>
         <w:r>
           <w:rPr>
@@ -2090,13 +2090,13 @@
           <w:lang w:eastAsia="fr-FR"/>
         </w:rPr>
       </w:pPr>
-      <w:hyperlink w:anchor="_Toc236249045" w:history="1">
+      <w:hyperlink w:anchor="_Toc236256437" w:history="1">
         <w:r>
           <w:rPr>
             <w:rStyle w:val="Lienhypertexte"/>
             <w:noProof/>
           </w:rPr>
-          <w:t>Quiz</w:t>
+          <w:t>Matplotlib</w:t>
         </w:r>
         <w:r>
           <w:rPr>
@@ -2117,7 +2117,7 @@
             <w:noProof/>
             <w:webHidden/>
           </w:rPr>
-          <w:instrText xml:space="preserve"> PAGEREF _Toc236249045 \h </w:instrText>
+          <w:instrText xml:space="preserve"> PAGEREF _Toc236256437 \h </w:instrText>
         </w:r>
         <w:r>
           <w:rPr>
@@ -2137,7 +2137,7 @@
             <w:noProof/>
             <w:webHidden/>
           </w:rPr>
-          <w:t>15</w:t>
+          <w:t>20</w:t>
         </w:r>
         <w:r>
           <w:rPr>
@@ -2150,7 +2150,7 @@
     </w:p>
     <w:p>
       <w:pPr>
-        <w:pStyle w:val="TM1"/>
+        <w:pStyle w:val="TM2"/>
         <w:tabs>
           <w:tab w:val="right" w:leader="dot" w:pos="9062"/>
         </w:tabs>
@@ -2162,13 +2162,13 @@
           <w:lang w:eastAsia="fr-FR"/>
         </w:rPr>
       </w:pPr>
-      <w:hyperlink w:anchor="_Toc236249046" w:history="1">
+      <w:hyperlink w:anchor="_Toc236256438" w:history="1">
         <w:r>
           <w:rPr>
             <w:rStyle w:val="Lienhypertexte"/>
             <w:noProof/>
           </w:rPr>
-          <w:t>MODULE 3 : EXISTE-T-IL UN BON OUTIL ?</w:t>
+          <w:t>Et bien d'autres outils</w:t>
         </w:r>
         <w:r>
           <w:rPr>
@@ -2189,7 +2189,7 @@
             <w:noProof/>
             <w:webHidden/>
           </w:rPr>
-          <w:instrText xml:space="preserve"> PAGEREF _Toc236249046 \h </w:instrText>
+          <w:instrText xml:space="preserve"> PAGEREF _Toc236256438 \h </w:instrText>
         </w:r>
         <w:r>
           <w:rPr>
@@ -2209,7 +2209,7 @@
             <w:noProof/>
             <w:webHidden/>
           </w:rPr>
-          <w:t>15</w:t>
+          <w:t>20</w:t>
         </w:r>
         <w:r>
           <w:rPr>
@@ -2234,13 +2234,13 @@
           <w:lang w:eastAsia="fr-FR"/>
         </w:rPr>
       </w:pPr>
-      <w:hyperlink w:anchor="_Toc236249047" w:history="1">
+      <w:hyperlink w:anchor="_Toc236256439" w:history="1">
         <w:r>
           <w:rPr>
             <w:rStyle w:val="Lienhypertexte"/>
             <w:noProof/>
           </w:rPr>
-          <w:t>À propos de ce module</w:t>
+          <w:t>Quiz</w:t>
         </w:r>
         <w:r>
           <w:rPr>
@@ -2261,7 +2261,7 @@
             <w:noProof/>
             <w:webHidden/>
           </w:rPr>
-          <w:instrText xml:space="preserve"> PAGEREF _Toc236249047 \h </w:instrText>
+          <w:instrText xml:space="preserve"> PAGEREF _Toc236256439 \h </w:instrText>
         </w:r>
         <w:r>
           <w:rPr>
@@ -2281,7 +2281,7 @@
             <w:noProof/>
             <w:webHidden/>
           </w:rPr>
-          <w:t>15</w:t>
+          <w:t>20</w:t>
         </w:r>
         <w:r>
           <w:rPr>
@@ -2294,7 +2294,7 @@
     </w:p>
     <w:p>
       <w:pPr>
-        <w:pStyle w:val="TM2"/>
+        <w:pStyle w:val="TM1"/>
         <w:tabs>
           <w:tab w:val="right" w:leader="dot" w:pos="9062"/>
         </w:tabs>
@@ -2306,13 +2306,13 @@
           <w:lang w:eastAsia="fr-FR"/>
         </w:rPr>
       </w:pPr>
-      <w:hyperlink w:anchor="_Toc236249048" w:history="1">
+      <w:hyperlink w:anchor="_Toc236256440" w:history="1">
         <w:r>
           <w:rPr>
             <w:rStyle w:val="Lienhypertexte"/>
             <w:noProof/>
           </w:rPr>
-          <w:t>Votre boîte à outils</w:t>
+          <w:t>MODULE 3 : EXISTE-T-IL UN BON OUTIL ?</w:t>
         </w:r>
         <w:r>
           <w:rPr>
@@ -2333,7 +2333,7 @@
             <w:noProof/>
             <w:webHidden/>
           </w:rPr>
-          <w:instrText xml:space="preserve"> PAGEREF _Toc236249048 \h </w:instrText>
+          <w:instrText xml:space="preserve"> PAGEREF _Toc236256440 \h </w:instrText>
         </w:r>
         <w:r>
           <w:rPr>
@@ -2353,7 +2353,7 @@
             <w:noProof/>
             <w:webHidden/>
           </w:rPr>
-          <w:t>15</w:t>
+          <w:t>20</w:t>
         </w:r>
         <w:r>
           <w:rPr>
@@ -2378,13 +2378,13 @@
           <w:lang w:eastAsia="fr-FR"/>
         </w:rPr>
       </w:pPr>
-      <w:hyperlink w:anchor="_Toc236249049" w:history="1">
+      <w:hyperlink w:anchor="_Toc236256441" w:history="1">
         <w:r>
           <w:rPr>
             <w:rStyle w:val="Lienhypertexte"/>
             <w:noProof/>
           </w:rPr>
-          <w:t>Comment une entreprise choisit-elle ses outils ?</w:t>
+          <w:t>À propos de ce module</w:t>
         </w:r>
         <w:r>
           <w:rPr>
@@ -2405,7 +2405,7 @@
             <w:noProof/>
             <w:webHidden/>
           </w:rPr>
-          <w:instrText xml:space="preserve"> PAGEREF _Toc236249049 \h </w:instrText>
+          <w:instrText xml:space="preserve"> PAGEREF _Toc236256441 \h </w:instrText>
         </w:r>
         <w:r>
           <w:rPr>
@@ -2425,7 +2425,7 @@
             <w:noProof/>
             <w:webHidden/>
           </w:rPr>
-          <w:t>15</w:t>
+          <w:t>20</w:t>
         </w:r>
         <w:r>
           <w:rPr>
@@ -2450,13 +2450,13 @@
           <w:lang w:eastAsia="fr-FR"/>
         </w:rPr>
       </w:pPr>
-      <w:hyperlink w:anchor="_Toc236249050" w:history="1">
+      <w:hyperlink w:anchor="_Toc236256442" w:history="1">
         <w:r>
           <w:rPr>
             <w:rStyle w:val="Lienhypertexte"/>
             <w:noProof/>
           </w:rPr>
-          <w:t>Quels outils choisir pour se former ?</w:t>
+          <w:t>Votre boîte à outils</w:t>
         </w:r>
         <w:r>
           <w:rPr>
@@ -2477,7 +2477,7 @@
             <w:noProof/>
             <w:webHidden/>
           </w:rPr>
-          <w:instrText xml:space="preserve"> PAGEREF _Toc236249050 \h </w:instrText>
+          <w:instrText xml:space="preserve"> PAGEREF _Toc236256442 \h </w:instrText>
         </w:r>
         <w:r>
           <w:rPr>
@@ -2497,7 +2497,7 @@
             <w:noProof/>
             <w:webHidden/>
           </w:rPr>
-          <w:t>15</w:t>
+          <w:t>20</w:t>
         </w:r>
         <w:r>
           <w:rPr>
@@ -2522,13 +2522,13 @@
           <w:lang w:eastAsia="fr-FR"/>
         </w:rPr>
       </w:pPr>
-      <w:hyperlink w:anchor="_Toc236249051" w:history="1">
+      <w:hyperlink w:anchor="_Toc236256443" w:history="1">
         <w:r>
           <w:rPr>
             <w:rStyle w:val="Lienhypertexte"/>
             <w:noProof/>
           </w:rPr>
-          <w:t>Quiz</w:t>
+          <w:t>Comment une entreprise choisit-elle ses outils ?</w:t>
         </w:r>
         <w:r>
           <w:rPr>
@@ -2549,7 +2549,7 @@
             <w:noProof/>
             <w:webHidden/>
           </w:rPr>
-          <w:instrText xml:space="preserve"> PAGEREF _Toc236249051 \h </w:instrText>
+          <w:instrText xml:space="preserve"> PAGEREF _Toc236256443 \h </w:instrText>
         </w:r>
         <w:r>
           <w:rPr>
@@ -2569,7 +2569,7 @@
             <w:noProof/>
             <w:webHidden/>
           </w:rPr>
-          <w:t>15</w:t>
+          <w:t>20</w:t>
         </w:r>
         <w:r>
           <w:rPr>
@@ -2582,7 +2582,7 @@
     </w:p>
     <w:p>
       <w:pPr>
-        <w:pStyle w:val="TM1"/>
+        <w:pStyle w:val="TM2"/>
         <w:tabs>
           <w:tab w:val="right" w:leader="dot" w:pos="9062"/>
         </w:tabs>
@@ -2594,13 +2594,13 @@
           <w:lang w:eastAsia="fr-FR"/>
         </w:rPr>
       </w:pPr>
-      <w:hyperlink w:anchor="_Toc236249052" w:history="1">
+      <w:hyperlink w:anchor="_Toc236256444" w:history="1">
         <w:r>
           <w:rPr>
             <w:rStyle w:val="Lienhypertexte"/>
             <w:noProof/>
           </w:rPr>
-          <w:t>RÉCAPITULATIF ET ÉVALUATION FINALE</w:t>
+          <w:t>Quels outils choisir pour se former ?</w:t>
         </w:r>
         <w:r>
           <w:rPr>
@@ -2621,7 +2621,7 @@
             <w:noProof/>
             <w:webHidden/>
           </w:rPr>
-          <w:instrText xml:space="preserve"> PAGEREF _Toc236249052 \h </w:instrText>
+          <w:instrText xml:space="preserve"> PAGEREF _Toc236256444 \h </w:instrText>
         </w:r>
         <w:r>
           <w:rPr>
@@ -2641,7 +2641,7 @@
             <w:noProof/>
             <w:webHidden/>
           </w:rPr>
-          <w:t>15</w:t>
+          <w:t>20</w:t>
         </w:r>
         <w:r>
           <w:rPr>
@@ -2666,13 +2666,13 @@
           <w:lang w:eastAsia="fr-FR"/>
         </w:rPr>
       </w:pPr>
-      <w:hyperlink w:anchor="_Toc236249053" w:history="1">
+      <w:hyperlink w:anchor="_Toc236256445" w:history="1">
         <w:r>
           <w:rPr>
             <w:rStyle w:val="Lienhypertexte"/>
             <w:noProof/>
           </w:rPr>
-          <w:t>Vous avez fait beaucoup de chemin !</w:t>
+          <w:t>Quiz</w:t>
         </w:r>
         <w:r>
           <w:rPr>
@@ -2693,7 +2693,7 @@
             <w:noProof/>
             <w:webHidden/>
           </w:rPr>
-          <w:instrText xml:space="preserve"> PAGEREF _Toc236249053 \h </w:instrText>
+          <w:instrText xml:space="preserve"> PAGEREF _Toc236256445 \h </w:instrText>
         </w:r>
         <w:r>
           <w:rPr>
@@ -2713,7 +2713,7 @@
             <w:noProof/>
             <w:webHidden/>
           </w:rPr>
-          <w:t>15</w:t>
+          <w:t>20</w:t>
         </w:r>
         <w:r>
           <w:rPr>
@@ -2726,7 +2726,7 @@
     </w:p>
     <w:p>
       <w:pPr>
-        <w:pStyle w:val="TM2"/>
+        <w:pStyle w:val="TM1"/>
         <w:tabs>
           <w:tab w:val="right" w:leader="dot" w:pos="9062"/>
         </w:tabs>
@@ -2738,13 +2738,13 @@
           <w:lang w:eastAsia="fr-FR"/>
         </w:rPr>
       </w:pPr>
-      <w:hyperlink w:anchor="_Toc236249054" w:history="1">
+      <w:hyperlink w:anchor="_Toc236256446" w:history="1">
         <w:r>
           <w:rPr>
             <w:rStyle w:val="Lienhypertexte"/>
             <w:noProof/>
           </w:rPr>
-          <w:t>Points clés à retenir</w:t>
+          <w:t>RÉCAPITULATIF ET ÉVALUATION FINALE</w:t>
         </w:r>
         <w:r>
           <w:rPr>
@@ -2765,7 +2765,7 @@
             <w:noProof/>
             <w:webHidden/>
           </w:rPr>
-          <w:instrText xml:space="preserve"> PAGEREF _Toc236249054 \h </w:instrText>
+          <w:instrText xml:space="preserve"> PAGEREF _Toc236256446 \h </w:instrText>
         </w:r>
         <w:r>
           <w:rPr>
@@ -2785,7 +2785,7 @@
             <w:noProof/>
             <w:webHidden/>
           </w:rPr>
-          <w:t>16</w:t>
+          <w:t>20</w:t>
         </w:r>
         <w:r>
           <w:rPr>
@@ -2810,13 +2810,13 @@
           <w:lang w:eastAsia="fr-FR"/>
         </w:rPr>
       </w:pPr>
-      <w:hyperlink w:anchor="_Toc236249055" w:history="1">
+      <w:hyperlink w:anchor="_Toc236256447" w:history="1">
         <w:r>
           <w:rPr>
             <w:rStyle w:val="Lienhypertexte"/>
             <w:noProof/>
           </w:rPr>
-          <w:t>Évaluation finale</w:t>
+          <w:t>Vous avez fait beaucoup de chemin !</w:t>
         </w:r>
         <w:r>
           <w:rPr>
@@ -2837,7 +2837,7 @@
             <w:noProof/>
             <w:webHidden/>
           </w:rPr>
-          <w:instrText xml:space="preserve"> PAGEREF _Toc236249055 \h </w:instrText>
+          <w:instrText xml:space="preserve"> PAGEREF _Toc236256447 \h </w:instrText>
         </w:r>
         <w:r>
           <w:rPr>
@@ -2857,7 +2857,7 @@
             <w:noProof/>
             <w:webHidden/>
           </w:rPr>
-          <w:t>16</w:t>
+          <w:t>20</w:t>
         </w:r>
         <w:r>
           <w:rPr>
@@ -2882,13 +2882,13 @@
           <w:lang w:eastAsia="fr-FR"/>
         </w:rPr>
       </w:pPr>
-      <w:hyperlink w:anchor="_Toc236249056" w:history="1">
+      <w:hyperlink w:anchor="_Toc236256448" w:history="1">
         <w:r>
           <w:rPr>
             <w:rStyle w:val="Lienhypertexte"/>
             <w:noProof/>
           </w:rPr>
-          <w:t>Fin du cours</w:t>
+          <w:t>Points clés à retenir</w:t>
         </w:r>
         <w:r>
           <w:rPr>
@@ -2909,7 +2909,7 @@
             <w:noProof/>
             <w:webHidden/>
           </w:rPr>
-          <w:instrText xml:space="preserve"> PAGEREF _Toc236249056 \h </w:instrText>
+          <w:instrText xml:space="preserve"> PAGEREF _Toc236256448 \h </w:instrText>
         </w:r>
         <w:r>
           <w:rPr>
@@ -2929,7 +2929,7 @@
             <w:noProof/>
             <w:webHidden/>
           </w:rPr>
-          <w:t>16</w:t>
+          <w:t>20</w:t>
         </w:r>
         <w:r>
           <w:rPr>
@@ -2942,7 +2942,7 @@
     </w:p>
     <w:p>
       <w:pPr>
-        <w:pStyle w:val="TM1"/>
+        <w:pStyle w:val="TM2"/>
         <w:tabs>
           <w:tab w:val="right" w:leader="dot" w:pos="9062"/>
         </w:tabs>
@@ -2954,13 +2954,13 @@
           <w:lang w:eastAsia="fr-FR"/>
         </w:rPr>
       </w:pPr>
-      <w:hyperlink w:anchor="_Toc236249057" w:history="1">
+      <w:hyperlink w:anchor="_Toc236256449" w:history="1">
         <w:r>
           <w:rPr>
             <w:rStyle w:val="Lienhypertexte"/>
             <w:noProof/>
           </w:rPr>
-          <w:t>Critique constructive</w:t>
+          <w:t>Évaluation finale</w:t>
         </w:r>
         <w:r>
           <w:rPr>
@@ -2981,7 +2981,7 @@
             <w:noProof/>
             <w:webHidden/>
           </w:rPr>
-          <w:instrText xml:space="preserve"> PAGEREF _Toc236249057 \h </w:instrText>
+          <w:instrText xml:space="preserve"> PAGEREF _Toc236256449 \h </w:instrText>
         </w:r>
         <w:r>
           <w:rPr>
@@ -3001,7 +3001,7 @@
             <w:noProof/>
             <w:webHidden/>
           </w:rPr>
-          <w:t>16</w:t>
+          <w:t>20</w:t>
         </w:r>
         <w:r>
           <w:rPr>
@@ -3014,7 +3014,7 @@
     </w:p>
     <w:p>
       <w:pPr>
-        <w:pStyle w:val="TM1"/>
+        <w:pStyle w:val="TM2"/>
         <w:tabs>
           <w:tab w:val="right" w:leader="dot" w:pos="9062"/>
         </w:tabs>
@@ -3026,11 +3026,155 @@
           <w:lang w:eastAsia="fr-FR"/>
         </w:rPr>
       </w:pPr>
-      <w:hyperlink w:anchor="_Toc236249058" w:history="1">
+      <w:hyperlink w:anchor="_Toc236256450" w:history="1">
         <w:r>
           <w:rPr>
             <w:rStyle w:val="Lienhypertexte"/>
             <w:noProof/>
+          </w:rPr>
+          <w:t>Fin du cours</w:t>
+        </w:r>
+        <w:r>
+          <w:rPr>
+            <w:noProof/>
+            <w:webHidden/>
+          </w:rPr>
+          <w:tab/>
+        </w:r>
+        <w:r>
+          <w:rPr>
+            <w:noProof/>
+            <w:webHidden/>
+          </w:rPr>
+          <w:fldChar w:fldCharType="begin"/>
+        </w:r>
+        <w:r>
+          <w:rPr>
+            <w:noProof/>
+            <w:webHidden/>
+          </w:rPr>
+          <w:instrText xml:space="preserve"> PAGEREF _Toc236256450 \h </w:instrText>
+        </w:r>
+        <w:r>
+          <w:rPr>
+            <w:noProof/>
+            <w:webHidden/>
+          </w:rPr>
+        </w:r>
+        <w:r>
+          <w:rPr>
+            <w:noProof/>
+            <w:webHidden/>
+          </w:rPr>
+          <w:fldChar w:fldCharType="separate"/>
+        </w:r>
+        <w:r>
+          <w:rPr>
+            <w:noProof/>
+            <w:webHidden/>
+          </w:rPr>
+          <w:t>20</w:t>
+        </w:r>
+        <w:r>
+          <w:rPr>
+            <w:noProof/>
+            <w:webHidden/>
+          </w:rPr>
+          <w:fldChar w:fldCharType="end"/>
+        </w:r>
+      </w:hyperlink>
+    </w:p>
+    <w:p>
+      <w:pPr>
+        <w:pStyle w:val="TM1"/>
+        <w:tabs>
+          <w:tab w:val="right" w:leader="dot" w:pos="9062"/>
+        </w:tabs>
+        <w:rPr>
+          <w:rFonts w:eastAsiaTheme="minorEastAsia"/>
+          <w:noProof/>
+          <w:sz w:val="24"/>
+          <w:szCs w:val="24"/>
+          <w:lang w:eastAsia="fr-FR"/>
+        </w:rPr>
+      </w:pPr>
+      <w:hyperlink w:anchor="_Toc236256451" w:history="1">
+        <w:r>
+          <w:rPr>
+            <w:rStyle w:val="Lienhypertexte"/>
+            <w:noProof/>
+          </w:rPr>
+          <w:t>Critique constructive</w:t>
+        </w:r>
+        <w:r>
+          <w:rPr>
+            <w:noProof/>
+            <w:webHidden/>
+          </w:rPr>
+          <w:tab/>
+        </w:r>
+        <w:r>
+          <w:rPr>
+            <w:noProof/>
+            <w:webHidden/>
+          </w:rPr>
+          <w:fldChar w:fldCharType="begin"/>
+        </w:r>
+        <w:r>
+          <w:rPr>
+            <w:noProof/>
+            <w:webHidden/>
+          </w:rPr>
+          <w:instrText xml:space="preserve"> PAGEREF _Toc236256451 \h </w:instrText>
+        </w:r>
+        <w:r>
+          <w:rPr>
+            <w:noProof/>
+            <w:webHidden/>
+          </w:rPr>
+        </w:r>
+        <w:r>
+          <w:rPr>
+            <w:noProof/>
+            <w:webHidden/>
+          </w:rPr>
+          <w:fldChar w:fldCharType="separate"/>
+        </w:r>
+        <w:r>
+          <w:rPr>
+            <w:noProof/>
+            <w:webHidden/>
+          </w:rPr>
+          <w:t>21</w:t>
+        </w:r>
+        <w:r>
+          <w:rPr>
+            <w:noProof/>
+            <w:webHidden/>
+          </w:rPr>
+          <w:fldChar w:fldCharType="end"/>
+        </w:r>
+      </w:hyperlink>
+    </w:p>
+    <w:p>
+      <w:pPr>
+        <w:pStyle w:val="TM1"/>
+        <w:tabs>
+          <w:tab w:val="right" w:leader="dot" w:pos="9062"/>
+        </w:tabs>
+        <w:rPr>
+          <w:rFonts w:eastAsiaTheme="minorEastAsia"/>
+          <w:noProof/>
+          <w:sz w:val="24"/>
+          <w:szCs w:val="24"/>
+          <w:lang w:eastAsia="fr-FR"/>
+        </w:rPr>
+      </w:pPr>
+      <w:hyperlink w:anchor="_Toc236256452" w:history="1">
+        <w:r>
+          <w:rPr>
+            <w:rStyle w:val="Lienhypertexte"/>
+            <w:noProof/>
             <w:lang w:val="en-US"/>
           </w:rPr>
           <w:t>Fin du document</w:t>
@@ -3054,7 +3198,7 @@
             <w:noProof/>
             <w:webHidden/>
           </w:rPr>
-          <w:instrText xml:space="preserve"> PAGEREF _Toc236249058 \h </w:instrText>
+          <w:instrText xml:space="preserve"> PAGEREF _Toc236256452 \h </w:instrText>
         </w:r>
         <w:r>
           <w:rPr>
@@ -3074,7 +3218,7 @@
             <w:noProof/>
             <w:webHidden/>
           </w:rPr>
-          <w:t>16</w:t>
+          <w:t>21</w:t>
         </w:r>
         <w:r>
           <w:rPr>
@@ -3103,13 +3247,13 @@
         <w:pStyle w:val="Titre1"/>
       </w:pPr>
       <w:bookmarkStart w:id="0" w:name="_Toc236172762"/>
-      <w:bookmarkStart w:id="1" w:name="_Toc236249017"/>
-      <w:bookmarkStart w:id="2" w:name="_Toc230383571"/>
+      <w:bookmarkStart w:id="1" w:name="_Toc230383571"/>
+      <w:bookmarkStart w:id="2" w:name="_Toc236256409"/>
       <w:r>
         <w:t>Aperçu</w:t>
       </w:r>
       <w:bookmarkEnd w:id="0"/>
-      <w:bookmarkEnd w:id="1"/>
+      <w:bookmarkEnd w:id="2"/>
     </w:p>
     <w:p>
       <w:r>
@@ -3227,42 +3371,20 @@
         </w:drawing>
       </w:r>
       <w:r>
-        <w:rPr>
-          <w:b/>
-          <w:bCs/>
-        </w:rPr>
         <w:t>Concepts clés</w:t>
       </w:r>
-      <w:bookmarkEnd w:id="2"/>
-    </w:p>
-    <w:p>
-      <w:pPr>
-        <w:rPr>
-          <w:b/>
-          <w:bCs/>
-        </w:rPr>
-      </w:pPr>
-      <w:r>
-        <w:rPr>
-          <w:b/>
-          <w:bCs/>
-        </w:rPr>
+      <w:bookmarkEnd w:id="1"/>
+    </w:p>
+    <w:p>
+      <w:r>
         <w:t xml:space="preserve">(Key </w:t>
       </w:r>
       <w:proofErr w:type="spellStart"/>
       <w:r>
-        <w:rPr>
-          <w:b/>
-          <w:bCs/>
-        </w:rPr>
         <w:t>takeaways</w:t>
       </w:r>
       <w:proofErr w:type="spellEnd"/>
       <w:r>
-        <w:rPr>
-          <w:b/>
-          <w:bCs/>
-        </w:rPr>
         <w:t>)</w:t>
       </w:r>
     </w:p>
@@ -3278,6 +3400,7 @@
     </w:p>
     <w:p>
       <w:r>
+        <w:lastRenderedPageBreak/>
         <w:t>À propos de ce cours</w:t>
       </w:r>
     </w:p>
@@ -3288,184 +3411,184 @@
     </w:p>
     <w:p>
       <w:r>
+        <w:t>MODULE 1 : LA VALEUR DE L'OPEN SOURCE</w:t>
+      </w:r>
+    </w:p>
+    <w:p>
+      <w:r>
+        <w:t>À propos de ce module</w:t>
+      </w:r>
+    </w:p>
+    <w:p>
+      <w:r>
+        <w:t>Que signifie « open » ?</w:t>
+      </w:r>
+    </w:p>
+    <w:p>
+      <w:r>
+        <w:t>Pourquoi les logiciels open source sont-ils utiles ?</w:t>
+      </w:r>
+    </w:p>
+    <w:p>
+      <w:r>
+        <w:t>Git et GitHub</w:t>
+      </w:r>
+    </w:p>
+    <w:p>
+      <w:r>
+        <w:t>Quiz</w:t>
+      </w:r>
+    </w:p>
+    <w:p>
+      <w:r>
+        <w:t>MODULE 2 : OUTILS D'ANALYSE ET DE VISUALISATION DES DONNÉES</w:t>
+      </w:r>
+    </w:p>
+    <w:p>
+      <w:r>
+        <w:t>À propos de ce module</w:t>
+      </w:r>
+    </w:p>
+    <w:p>
+      <w:r>
+        <w:t>Présentation</w:t>
+      </w:r>
+    </w:p>
+    <w:p>
+      <w:pPr>
+        <w:rPr>
+          <w:lang w:val="en-US"/>
+        </w:rPr>
+      </w:pPr>
+      <w:r>
+        <w:rPr>
+          <w:lang w:val="en-US"/>
+        </w:rPr>
+        <w:t>Microsoft Excel</w:t>
+      </w:r>
+    </w:p>
+    <w:p>
+      <w:pPr>
+        <w:rPr>
+          <w:lang w:val="en-US"/>
+        </w:rPr>
+      </w:pPr>
+      <w:r>
+        <w:rPr>
+          <w:lang w:val="en-US"/>
+        </w:rPr>
+        <w:t>Google Sheets</w:t>
+      </w:r>
+    </w:p>
+    <w:p>
+      <w:pPr>
+        <w:rPr>
+          <w:lang w:val="en-US"/>
+        </w:rPr>
+      </w:pPr>
+      <w:r>
+        <w:rPr>
+          <w:lang w:val="en-US"/>
+        </w:rPr>
+        <w:t>Langage SQL</w:t>
+      </w:r>
+    </w:p>
+    <w:p>
+      <w:pPr>
+        <w:rPr>
+          <w:lang w:val="en-US"/>
+        </w:rPr>
+      </w:pPr>
+      <w:r>
+        <w:rPr>
+          <w:lang w:val="en-US"/>
+        </w:rPr>
+        <w:t>Python</w:t>
+      </w:r>
+    </w:p>
+    <w:p>
+      <w:pPr>
+        <w:rPr>
+          <w:lang w:val="en-US"/>
+        </w:rPr>
+      </w:pPr>
+      <w:r>
+        <w:rPr>
+          <w:lang w:val="en-US"/>
+        </w:rPr>
+        <w:t>IBM Watson Studio</w:t>
+      </w:r>
+    </w:p>
+    <w:p>
+      <w:r>
+        <w:t>Tableau</w:t>
+      </w:r>
+    </w:p>
+    <w:p>
+      <w:proofErr w:type="spellStart"/>
+      <w:r>
+        <w:t>Matplotlib</w:t>
+      </w:r>
+      <w:proofErr w:type="spellEnd"/>
+    </w:p>
+    <w:p>
+      <w:r>
+        <w:t>Et bien d'autres outils</w:t>
+      </w:r>
+    </w:p>
+    <w:p>
+      <w:r>
+        <w:t>Quiz</w:t>
+      </w:r>
+    </w:p>
+    <w:p>
+      <w:r>
+        <w:t>MODULE 3 : EXISTE-T-IL UN BON OUTIL ?</w:t>
+      </w:r>
+    </w:p>
+    <w:p>
+      <w:r>
+        <w:t>À propos de ce module</w:t>
+      </w:r>
+    </w:p>
+    <w:p>
+      <w:r>
+        <w:t>Votre boîte à outils</w:t>
+      </w:r>
+    </w:p>
+    <w:p>
+      <w:r>
+        <w:t>Comment une entreprise choisit-elle ses outils ?</w:t>
+      </w:r>
+    </w:p>
+    <w:p>
+      <w:r>
+        <w:t>Quels outils choisir pour se former ?</w:t>
+      </w:r>
+    </w:p>
+    <w:p>
+      <w:r>
+        <w:t>Quiz</w:t>
+      </w:r>
+    </w:p>
+    <w:p>
+      <w:r>
+        <w:t>RÉCAPITULATIF ET ÉVALUATION FINALE</w:t>
+      </w:r>
+    </w:p>
+    <w:p>
+      <w:r>
+        <w:t>Vous avez fait beaucoup de chemin !</w:t>
+      </w:r>
+    </w:p>
+    <w:p>
+      <w:r>
+        <w:t>Points clés à retenir</w:t>
+      </w:r>
+    </w:p>
+    <w:p>
+      <w:r>
         <w:lastRenderedPageBreak/>
-        <w:t>MODULE 1 : LA VALEUR DE L'OPEN SOURCE</w:t>
-      </w:r>
-    </w:p>
-    <w:p>
-      <w:r>
-        <w:t>À propos de ce module</w:t>
-      </w:r>
-    </w:p>
-    <w:p>
-      <w:r>
-        <w:t>Que signifie « open » ?</w:t>
-      </w:r>
-    </w:p>
-    <w:p>
-      <w:r>
-        <w:t>Pourquoi les logiciels open source sont-ils utiles ?</w:t>
-      </w:r>
-    </w:p>
-    <w:p>
-      <w:r>
-        <w:t>Git et GitHub</w:t>
-      </w:r>
-    </w:p>
-    <w:p>
-      <w:r>
-        <w:t>Quiz</w:t>
-      </w:r>
-    </w:p>
-    <w:p>
-      <w:r>
-        <w:t>MODULE 2 : OUTILS D'ANALYSE ET DE VISUALISATION DES DONNÉES</w:t>
-      </w:r>
-    </w:p>
-    <w:p>
-      <w:r>
-        <w:t>À propos de ce module</w:t>
-      </w:r>
-    </w:p>
-    <w:p>
-      <w:r>
-        <w:t>Présentation</w:t>
-      </w:r>
-    </w:p>
-    <w:p>
-      <w:pPr>
-        <w:rPr>
-          <w:lang w:val="en-US"/>
-        </w:rPr>
-      </w:pPr>
-      <w:r>
-        <w:rPr>
-          <w:lang w:val="en-US"/>
-        </w:rPr>
-        <w:t>Microsoft Excel</w:t>
-      </w:r>
-    </w:p>
-    <w:p>
-      <w:pPr>
-        <w:rPr>
-          <w:lang w:val="en-US"/>
-        </w:rPr>
-      </w:pPr>
-      <w:r>
-        <w:rPr>
-          <w:lang w:val="en-US"/>
-        </w:rPr>
-        <w:t>Google Sheets</w:t>
-      </w:r>
-    </w:p>
-    <w:p>
-      <w:pPr>
-        <w:rPr>
-          <w:lang w:val="en-US"/>
-        </w:rPr>
-      </w:pPr>
-      <w:r>
-        <w:rPr>
-          <w:lang w:val="en-US"/>
-        </w:rPr>
-        <w:t>Langage SQL</w:t>
-      </w:r>
-    </w:p>
-    <w:p>
-      <w:pPr>
-        <w:rPr>
-          <w:lang w:val="en-US"/>
-        </w:rPr>
-      </w:pPr>
-      <w:r>
-        <w:rPr>
-          <w:lang w:val="en-US"/>
-        </w:rPr>
-        <w:t>Python</w:t>
-      </w:r>
-    </w:p>
-    <w:p>
-      <w:pPr>
-        <w:rPr>
-          <w:lang w:val="en-US"/>
-        </w:rPr>
-      </w:pPr>
-      <w:r>
-        <w:rPr>
-          <w:lang w:val="en-US"/>
-        </w:rPr>
-        <w:t>IBM Watson Studio</w:t>
-      </w:r>
-    </w:p>
-    <w:p>
-      <w:r>
-        <w:t>Tableau</w:t>
-      </w:r>
-    </w:p>
-    <w:p>
-      <w:proofErr w:type="spellStart"/>
-      <w:r>
-        <w:t>Matplotlib</w:t>
-      </w:r>
-      <w:proofErr w:type="spellEnd"/>
-    </w:p>
-    <w:p>
-      <w:r>
-        <w:t>Et bien d'autres outils</w:t>
-      </w:r>
-    </w:p>
-    <w:p>
-      <w:r>
-        <w:t>Quiz</w:t>
-      </w:r>
-    </w:p>
-    <w:p>
-      <w:r>
-        <w:t>MODULE 3 : EXISTE-T-IL UN BON OUTIL ?</w:t>
-      </w:r>
-    </w:p>
-    <w:p>
-      <w:r>
-        <w:t>À propos de ce module</w:t>
-      </w:r>
-    </w:p>
-    <w:p>
-      <w:r>
-        <w:t>Votre boîte à outils</w:t>
-      </w:r>
-    </w:p>
-    <w:p>
-      <w:r>
-        <w:t>Comment une entreprise choisit-elle ses outils ?</w:t>
-      </w:r>
-    </w:p>
-    <w:p>
-      <w:r>
-        <w:t>Quels outils choisir pour se former ?</w:t>
-      </w:r>
-    </w:p>
-    <w:p>
-      <w:r>
-        <w:t>Quiz</w:t>
-      </w:r>
-    </w:p>
-    <w:p>
-      <w:r>
-        <w:t>RÉCAPITULATIF ET ÉVALUATION FINALE</w:t>
-      </w:r>
-    </w:p>
-    <w:p>
-      <w:r>
-        <w:t>Vous avez fait beaucoup de chemin !</w:t>
-      </w:r>
-    </w:p>
-    <w:p>
-      <w:r>
-        <w:t>Points clés à retenir</w:t>
-      </w:r>
-    </w:p>
-    <w:p>
-      <w:r>
         <w:t>Évaluation finale</w:t>
       </w:r>
     </w:p>
@@ -3478,9 +3601,8 @@
       <w:pPr>
         <w:pStyle w:val="Titre1"/>
       </w:pPr>
-      <w:bookmarkStart w:id="3" w:name="_Toc236249018"/>
-      <w:r>
-        <w:lastRenderedPageBreak/>
+      <w:bookmarkStart w:id="3" w:name="_Toc236256410"/>
+      <w:r>
         <w:t>******************</w:t>
       </w:r>
       <w:bookmarkEnd w:id="3"/>
@@ -3491,7 +3613,7 @@
       <w:pPr>
         <w:pStyle w:val="Titre1"/>
       </w:pPr>
-      <w:bookmarkStart w:id="4" w:name="_Toc236249019"/>
+      <w:bookmarkStart w:id="4" w:name="_Toc236256411"/>
       <w:r>
         <w:t>PRÉSENTATION DU COURS</w:t>
       </w:r>
@@ -3501,7 +3623,7 @@
       <w:pPr>
         <w:pStyle w:val="Titre2"/>
       </w:pPr>
-      <w:bookmarkStart w:id="5" w:name="_Toc236249020"/>
+      <w:bookmarkStart w:id="5" w:name="_Toc236256412"/>
       <w:r>
         <w:t>À propos de ce cours</w:t>
       </w:r>
@@ -3693,6 +3815,7 @@
       </w:pPr>
       <w:proofErr w:type="spellStart"/>
       <w:r>
+        <w:lastRenderedPageBreak/>
         <w:t>Structured</w:t>
       </w:r>
       <w:proofErr w:type="spellEnd"/>
@@ -3754,7 +3877,6 @@
       </w:pPr>
       <w:proofErr w:type="spellStart"/>
       <w:r>
-        <w:lastRenderedPageBreak/>
         <w:t>Matplotlib</w:t>
       </w:r>
       <w:proofErr w:type="spellEnd"/>
@@ -3913,7 +4035,7 @@
       <w:pPr>
         <w:pStyle w:val="Titre3"/>
       </w:pPr>
-      <w:bookmarkStart w:id="6" w:name="_Toc236249021"/>
+      <w:bookmarkStart w:id="6" w:name="_Toc236256413"/>
       <w:r>
         <w:lastRenderedPageBreak/>
         <w:t>Obtenez une accréditation !</w:t>
@@ -4039,7 +4161,7 @@
       <w:pPr>
         <w:pStyle w:val="Titre1"/>
       </w:pPr>
-      <w:bookmarkStart w:id="7" w:name="_Toc236249022"/>
+      <w:bookmarkStart w:id="7" w:name="_Toc236256414"/>
       <w:r>
         <w:t>MODULE 1 : LA VALEUR DE L'OPEN SOURCE</w:t>
       </w:r>
@@ -4049,7 +4171,7 @@
       <w:pPr>
         <w:pStyle w:val="Titre2"/>
       </w:pPr>
-      <w:bookmarkStart w:id="8" w:name="_Toc236249023"/>
+      <w:bookmarkStart w:id="8" w:name="_Toc236256415"/>
       <w:r>
         <w:t>À propos de ce module</w:t>
       </w:r>
@@ -4059,7 +4181,7 @@
       <w:pPr>
         <w:pStyle w:val="Titre3"/>
       </w:pPr>
-      <w:bookmarkStart w:id="9" w:name="_Toc236249024"/>
+      <w:bookmarkStart w:id="9" w:name="_Toc236256416"/>
       <w:r>
         <w:t>Introduction</w:t>
       </w:r>
@@ -4101,7 +4223,7 @@
       <w:pPr>
         <w:pStyle w:val="Titre2"/>
       </w:pPr>
-      <w:bookmarkStart w:id="10" w:name="_Toc236249025"/>
+      <w:bookmarkStart w:id="10" w:name="_Toc236256417"/>
       <w:r>
         <w:lastRenderedPageBreak/>
         <w:t>Que signifie « open » ?</w:t>
@@ -4420,7 +4542,7 @@
       <w:pPr>
         <w:pStyle w:val="Titre3"/>
       </w:pPr>
-      <w:bookmarkStart w:id="11" w:name="_Toc236249026"/>
+      <w:bookmarkStart w:id="11" w:name="_Toc236256418"/>
       <w:r>
         <w:t>L</w:t>
       </w:r>
@@ -4665,7 +4787,7 @@
       <w:pPr>
         <w:pStyle w:val="Titre2"/>
       </w:pPr>
-      <w:bookmarkStart w:id="12" w:name="_Toc236249027"/>
+      <w:bookmarkStart w:id="12" w:name="_Toc236256419"/>
       <w:r>
         <w:t>Pourquoi les logiciels open source sont-ils utiles ?</w:t>
       </w:r>
@@ -4879,7 +5001,7 @@
       <w:pPr>
         <w:pStyle w:val="Titre2"/>
       </w:pPr>
-      <w:bookmarkStart w:id="13" w:name="_Toc236249028"/>
+      <w:bookmarkStart w:id="13" w:name="_Toc236256420"/>
       <w:r>
         <w:t>Git et GitHub</w:t>
       </w:r>
@@ -4905,7 +5027,7 @@
       <w:pPr>
         <w:pStyle w:val="Titre3"/>
       </w:pPr>
-      <w:bookmarkStart w:id="14" w:name="_Toc236249029"/>
+      <w:bookmarkStart w:id="14" w:name="_Toc236256421"/>
       <w:r>
         <w:t>Différence</w:t>
       </w:r>
@@ -5053,7 +5175,7 @@
       <w:pPr>
         <w:pStyle w:val="Titre3"/>
       </w:pPr>
-      <w:bookmarkStart w:id="15" w:name="_Toc236249030"/>
+      <w:bookmarkStart w:id="15" w:name="_Toc236256422"/>
       <w:r>
         <w:t>Que pouvez-vous faire dans GitHub ?</w:t>
       </w:r>
@@ -5155,7 +5277,7 @@
       <w:pPr>
         <w:pStyle w:val="Titre3"/>
       </w:pPr>
-      <w:bookmarkStart w:id="16" w:name="_Toc236249031"/>
+      <w:bookmarkStart w:id="16" w:name="_Toc236256423"/>
       <w:r>
         <w:t>Activité : l'open source en action !</w:t>
       </w:r>
@@ -6430,7 +6552,7 @@
       <w:pPr>
         <w:pStyle w:val="Titre3"/>
       </w:pPr>
-      <w:bookmarkStart w:id="17" w:name="_Toc236249032"/>
+      <w:bookmarkStart w:id="17" w:name="_Toc236256424"/>
       <w:r>
         <w:t>En savoir plus !</w:t>
       </w:r>
@@ -6506,11 +6628,8 @@
       <w:pPr>
         <w:pStyle w:val="Titre2"/>
       </w:pPr>
-      <w:bookmarkStart w:id="18" w:name="_Toc236249033"/>
-      <w:r>
-        <w:rPr>
-          <w:highlight w:val="yellow"/>
-        </w:rPr>
+      <w:bookmarkStart w:id="18" w:name="_Toc236256425"/>
+      <w:r>
         <w:lastRenderedPageBreak/>
         <w:t>Quiz</w:t>
       </w:r>
@@ -6559,10 +6678,422 @@
       </w:r>
     </w:p>
     <w:p>
+      <w:r>
+        <w:drawing>
+          <wp:inline distT="0" distB="0" distL="0" distR="0" wp14:anchorId="022BA0B6" wp14:editId="46404B63">
+            <wp:extent cx="3600000" cy="3812132"/>
+            <wp:effectExtent l="0" t="0" r="635" b="0"/>
+            <wp:docPr id="1234160929" name="Image 1"/>
+            <wp:cNvGraphicFramePr>
+              <a:graphicFrameLocks xmlns:a="http://schemas.openxmlformats.org/drawingml/2006/main" noChangeAspect="1"/>
+            </wp:cNvGraphicFramePr>
+            <a:graphic xmlns:a="http://schemas.openxmlformats.org/drawingml/2006/main">
+              <a:graphicData uri="http://schemas.openxmlformats.org/drawingml/2006/picture">
+                <pic:pic xmlns:pic="http://schemas.openxmlformats.org/drawingml/2006/picture">
+                  <pic:nvPicPr>
+                    <pic:cNvPr id="1234160929" name=""/>
+                    <pic:cNvPicPr/>
+                  </pic:nvPicPr>
+                  <pic:blipFill>
+                    <a:blip r:embed="rId28"/>
+                    <a:stretch>
+                      <a:fillRect/>
+                    </a:stretch>
+                  </pic:blipFill>
+                  <pic:spPr>
+                    <a:xfrm>
+                      <a:off x="0" y="0"/>
+                      <a:ext cx="3600000" cy="3812132"/>
+                    </a:xfrm>
+                    <a:prstGeom prst="rect">
+                      <a:avLst/>
+                    </a:prstGeom>
+                  </pic:spPr>
+                </pic:pic>
+              </a:graphicData>
+            </a:graphic>
+          </wp:inline>
+        </w:drawing>
+      </w:r>
+    </w:p>
+    <w:p>
+      <w:r>
+        <w:lastRenderedPageBreak/>
+        <w:drawing>
+          <wp:inline distT="0" distB="0" distL="0" distR="0" wp14:anchorId="497C7199" wp14:editId="5628B0A8">
+            <wp:extent cx="3600000" cy="2587698"/>
+            <wp:effectExtent l="0" t="0" r="635" b="3175"/>
+            <wp:docPr id="562313737" name="Image 1"/>
+            <wp:cNvGraphicFramePr>
+              <a:graphicFrameLocks xmlns:a="http://schemas.openxmlformats.org/drawingml/2006/main" noChangeAspect="1"/>
+            </wp:cNvGraphicFramePr>
+            <a:graphic xmlns:a="http://schemas.openxmlformats.org/drawingml/2006/main">
+              <a:graphicData uri="http://schemas.openxmlformats.org/drawingml/2006/picture">
+                <pic:pic xmlns:pic="http://schemas.openxmlformats.org/drawingml/2006/picture">
+                  <pic:nvPicPr>
+                    <pic:cNvPr id="562313737" name=""/>
+                    <pic:cNvPicPr/>
+                  </pic:nvPicPr>
+                  <pic:blipFill>
+                    <a:blip r:embed="rId29"/>
+                    <a:stretch>
+                      <a:fillRect/>
+                    </a:stretch>
+                  </pic:blipFill>
+                  <pic:spPr>
+                    <a:xfrm>
+                      <a:off x="0" y="0"/>
+                      <a:ext cx="3600000" cy="2587698"/>
+                    </a:xfrm>
+                    <a:prstGeom prst="rect">
+                      <a:avLst/>
+                    </a:prstGeom>
+                  </pic:spPr>
+                </pic:pic>
+              </a:graphicData>
+            </a:graphic>
+          </wp:inline>
+        </w:drawing>
+      </w:r>
+    </w:p>
+    <w:p>
+      <w:r>
+        <w:drawing>
+          <wp:inline distT="0" distB="0" distL="0" distR="0" wp14:anchorId="28BA58F1" wp14:editId="729521C0">
+            <wp:extent cx="3600000" cy="3887043"/>
+            <wp:effectExtent l="0" t="0" r="635" b="0"/>
+            <wp:docPr id="995708699" name="Image 1"/>
+            <wp:cNvGraphicFramePr>
+              <a:graphicFrameLocks xmlns:a="http://schemas.openxmlformats.org/drawingml/2006/main" noChangeAspect="1"/>
+            </wp:cNvGraphicFramePr>
+            <a:graphic xmlns:a="http://schemas.openxmlformats.org/drawingml/2006/main">
+              <a:graphicData uri="http://schemas.openxmlformats.org/drawingml/2006/picture">
+                <pic:pic xmlns:pic="http://schemas.openxmlformats.org/drawingml/2006/picture">
+                  <pic:nvPicPr>
+                    <pic:cNvPr id="995708699" name=""/>
+                    <pic:cNvPicPr/>
+                  </pic:nvPicPr>
+                  <pic:blipFill>
+                    <a:blip r:embed="rId30"/>
+                    <a:stretch>
+                      <a:fillRect/>
+                    </a:stretch>
+                  </pic:blipFill>
+                  <pic:spPr>
+                    <a:xfrm>
+                      <a:off x="0" y="0"/>
+                      <a:ext cx="3600000" cy="3887043"/>
+                    </a:xfrm>
+                    <a:prstGeom prst="rect">
+                      <a:avLst/>
+                    </a:prstGeom>
+                  </pic:spPr>
+                </pic:pic>
+              </a:graphicData>
+            </a:graphic>
+          </wp:inline>
+        </w:drawing>
+      </w:r>
+    </w:p>
+    <w:p>
+      <w:r>
+        <w:lastRenderedPageBreak/>
+        <w:drawing>
+          <wp:inline distT="0" distB="0" distL="0" distR="0" wp14:anchorId="11731795" wp14:editId="319A07F7">
+            <wp:extent cx="3600000" cy="2746195"/>
+            <wp:effectExtent l="0" t="0" r="635" b="0"/>
+            <wp:docPr id="874352798" name="Image 1"/>
+            <wp:cNvGraphicFramePr>
+              <a:graphicFrameLocks xmlns:a="http://schemas.openxmlformats.org/drawingml/2006/main" noChangeAspect="1"/>
+            </wp:cNvGraphicFramePr>
+            <a:graphic xmlns:a="http://schemas.openxmlformats.org/drawingml/2006/main">
+              <a:graphicData uri="http://schemas.openxmlformats.org/drawingml/2006/picture">
+                <pic:pic xmlns:pic="http://schemas.openxmlformats.org/drawingml/2006/picture">
+                  <pic:nvPicPr>
+                    <pic:cNvPr id="874352798" name=""/>
+                    <pic:cNvPicPr/>
+                  </pic:nvPicPr>
+                  <pic:blipFill>
+                    <a:blip r:embed="rId31"/>
+                    <a:stretch>
+                      <a:fillRect/>
+                    </a:stretch>
+                  </pic:blipFill>
+                  <pic:spPr>
+                    <a:xfrm>
+                      <a:off x="0" y="0"/>
+                      <a:ext cx="3600000" cy="2746195"/>
+                    </a:xfrm>
+                    <a:prstGeom prst="rect">
+                      <a:avLst/>
+                    </a:prstGeom>
+                  </pic:spPr>
+                </pic:pic>
+              </a:graphicData>
+            </a:graphic>
+          </wp:inline>
+        </w:drawing>
+      </w:r>
+    </w:p>
+    <w:p>
+      <w:r>
+        <w:drawing>
+          <wp:inline distT="0" distB="0" distL="0" distR="0" wp14:anchorId="662FDF6D" wp14:editId="1F871775">
+            <wp:extent cx="3600000" cy="3848904"/>
+            <wp:effectExtent l="0" t="0" r="635" b="0"/>
+            <wp:docPr id="647942519" name="Image 1"/>
+            <wp:cNvGraphicFramePr>
+              <a:graphicFrameLocks xmlns:a="http://schemas.openxmlformats.org/drawingml/2006/main" noChangeAspect="1"/>
+            </wp:cNvGraphicFramePr>
+            <a:graphic xmlns:a="http://schemas.openxmlformats.org/drawingml/2006/main">
+              <a:graphicData uri="http://schemas.openxmlformats.org/drawingml/2006/picture">
+                <pic:pic xmlns:pic="http://schemas.openxmlformats.org/drawingml/2006/picture">
+                  <pic:nvPicPr>
+                    <pic:cNvPr id="647942519" name=""/>
+                    <pic:cNvPicPr/>
+                  </pic:nvPicPr>
+                  <pic:blipFill>
+                    <a:blip r:embed="rId32"/>
+                    <a:stretch>
+                      <a:fillRect/>
+                    </a:stretch>
+                  </pic:blipFill>
+                  <pic:spPr>
+                    <a:xfrm>
+                      <a:off x="0" y="0"/>
+                      <a:ext cx="3600000" cy="3848904"/>
+                    </a:xfrm>
+                    <a:prstGeom prst="rect">
+                      <a:avLst/>
+                    </a:prstGeom>
+                  </pic:spPr>
+                </pic:pic>
+              </a:graphicData>
+            </a:graphic>
+          </wp:inline>
+        </w:drawing>
+      </w:r>
+    </w:p>
+    <w:p>
+      <w:r>
+        <w:lastRenderedPageBreak/>
+        <w:drawing>
+          <wp:inline distT="0" distB="0" distL="0" distR="0" wp14:anchorId="150F8DF4" wp14:editId="2315DF9F">
+            <wp:extent cx="3600000" cy="2584775"/>
+            <wp:effectExtent l="0" t="0" r="635" b="6350"/>
+            <wp:docPr id="1564574595" name="Image 1"/>
+            <wp:cNvGraphicFramePr>
+              <a:graphicFrameLocks xmlns:a="http://schemas.openxmlformats.org/drawingml/2006/main" noChangeAspect="1"/>
+            </wp:cNvGraphicFramePr>
+            <a:graphic xmlns:a="http://schemas.openxmlformats.org/drawingml/2006/main">
+              <a:graphicData uri="http://schemas.openxmlformats.org/drawingml/2006/picture">
+                <pic:pic xmlns:pic="http://schemas.openxmlformats.org/drawingml/2006/picture">
+                  <pic:nvPicPr>
+                    <pic:cNvPr id="1564574595" name=""/>
+                    <pic:cNvPicPr/>
+                  </pic:nvPicPr>
+                  <pic:blipFill>
+                    <a:blip r:embed="rId33"/>
+                    <a:stretch>
+                      <a:fillRect/>
+                    </a:stretch>
+                  </pic:blipFill>
+                  <pic:spPr>
+                    <a:xfrm>
+                      <a:off x="0" y="0"/>
+                      <a:ext cx="3600000" cy="2584775"/>
+                    </a:xfrm>
+                    <a:prstGeom prst="rect">
+                      <a:avLst/>
+                    </a:prstGeom>
+                  </pic:spPr>
+                </pic:pic>
+              </a:graphicData>
+            </a:graphic>
+          </wp:inline>
+        </w:drawing>
+      </w:r>
+    </w:p>
+    <w:p>
+      <w:r>
+        <w:drawing>
+          <wp:inline distT="0" distB="0" distL="0" distR="0" wp14:anchorId="6E0A75D3" wp14:editId="180401BE">
+            <wp:extent cx="3600000" cy="4058520"/>
+            <wp:effectExtent l="0" t="0" r="635" b="0"/>
+            <wp:docPr id="881760106" name="Image 1"/>
+            <wp:cNvGraphicFramePr>
+              <a:graphicFrameLocks xmlns:a="http://schemas.openxmlformats.org/drawingml/2006/main" noChangeAspect="1"/>
+            </wp:cNvGraphicFramePr>
+            <a:graphic xmlns:a="http://schemas.openxmlformats.org/drawingml/2006/main">
+              <a:graphicData uri="http://schemas.openxmlformats.org/drawingml/2006/picture">
+                <pic:pic xmlns:pic="http://schemas.openxmlformats.org/drawingml/2006/picture">
+                  <pic:nvPicPr>
+                    <pic:cNvPr id="881760106" name=""/>
+                    <pic:cNvPicPr/>
+                  </pic:nvPicPr>
+                  <pic:blipFill>
+                    <a:blip r:embed="rId34"/>
+                    <a:stretch>
+                      <a:fillRect/>
+                    </a:stretch>
+                  </pic:blipFill>
+                  <pic:spPr>
+                    <a:xfrm>
+                      <a:off x="0" y="0"/>
+                      <a:ext cx="3600000" cy="4058520"/>
+                    </a:xfrm>
+                    <a:prstGeom prst="rect">
+                      <a:avLst/>
+                    </a:prstGeom>
+                  </pic:spPr>
+                </pic:pic>
+              </a:graphicData>
+            </a:graphic>
+          </wp:inline>
+        </w:drawing>
+      </w:r>
+    </w:p>
+    <w:p>
+      <w:pPr>
+        <w:spacing w:after="0"/>
+      </w:pPr>
+      <w:r>
+        <w:lastRenderedPageBreak/>
+        <w:drawing>
+          <wp:inline distT="0" distB="0" distL="0" distR="0" wp14:anchorId="7ECC794F" wp14:editId="5BF195EE">
+            <wp:extent cx="3240000" cy="2579794"/>
+            <wp:effectExtent l="0" t="0" r="0" b="0"/>
+            <wp:docPr id="771302929" name="Image 1"/>
+            <wp:cNvGraphicFramePr>
+              <a:graphicFrameLocks xmlns:a="http://schemas.openxmlformats.org/drawingml/2006/main" noChangeAspect="1"/>
+            </wp:cNvGraphicFramePr>
+            <a:graphic xmlns:a="http://schemas.openxmlformats.org/drawingml/2006/main">
+              <a:graphicData uri="http://schemas.openxmlformats.org/drawingml/2006/picture">
+                <pic:pic xmlns:pic="http://schemas.openxmlformats.org/drawingml/2006/picture">
+                  <pic:nvPicPr>
+                    <pic:cNvPr id="771302929" name=""/>
+                    <pic:cNvPicPr/>
+                  </pic:nvPicPr>
+                  <pic:blipFill>
+                    <a:blip r:embed="rId35"/>
+                    <a:stretch>
+                      <a:fillRect/>
+                    </a:stretch>
+                  </pic:blipFill>
+                  <pic:spPr>
+                    <a:xfrm>
+                      <a:off x="0" y="0"/>
+                      <a:ext cx="3240000" cy="2579794"/>
+                    </a:xfrm>
+                    <a:prstGeom prst="rect">
+                      <a:avLst/>
+                    </a:prstGeom>
+                  </pic:spPr>
+                </pic:pic>
+              </a:graphicData>
+            </a:graphic>
+          </wp:inline>
+        </w:drawing>
+      </w:r>
+    </w:p>
+    <w:p>
+      <w:pPr>
+        <w:spacing w:after="0"/>
+      </w:pPr>
+      <w:r>
+        <w:drawing>
+          <wp:inline distT="0" distB="0" distL="0" distR="0" wp14:anchorId="3ADF0B05" wp14:editId="4DDC7837">
+            <wp:extent cx="3240000" cy="3587919"/>
+            <wp:effectExtent l="0" t="0" r="0" b="0"/>
+            <wp:docPr id="492254519" name="Image 1"/>
+            <wp:cNvGraphicFramePr>
+              <a:graphicFrameLocks xmlns:a="http://schemas.openxmlformats.org/drawingml/2006/main" noChangeAspect="1"/>
+            </wp:cNvGraphicFramePr>
+            <a:graphic xmlns:a="http://schemas.openxmlformats.org/drawingml/2006/main">
+              <a:graphicData uri="http://schemas.openxmlformats.org/drawingml/2006/picture">
+                <pic:pic xmlns:pic="http://schemas.openxmlformats.org/drawingml/2006/picture">
+                  <pic:nvPicPr>
+                    <pic:cNvPr id="492254519" name=""/>
+                    <pic:cNvPicPr/>
+                  </pic:nvPicPr>
+                  <pic:blipFill>
+                    <a:blip r:embed="rId36"/>
+                    <a:stretch>
+                      <a:fillRect/>
+                    </a:stretch>
+                  </pic:blipFill>
+                  <pic:spPr>
+                    <a:xfrm>
+                      <a:off x="0" y="0"/>
+                      <a:ext cx="3240000" cy="3587919"/>
+                    </a:xfrm>
+                    <a:prstGeom prst="rect">
+                      <a:avLst/>
+                    </a:prstGeom>
+                  </pic:spPr>
+                </pic:pic>
+              </a:graphicData>
+            </a:graphic>
+          </wp:inline>
+        </w:drawing>
+      </w:r>
+    </w:p>
+    <w:p>
+      <w:pPr>
+        <w:spacing w:after="0"/>
+      </w:pPr>
+      <w:r>
+        <w:drawing>
+          <wp:inline distT="0" distB="0" distL="0" distR="0" wp14:anchorId="032A7CAE" wp14:editId="57F5BB72">
+            <wp:extent cx="2160000" cy="1745939"/>
+            <wp:effectExtent l="0" t="0" r="0" b="6985"/>
+            <wp:docPr id="454720872" name="Image 1"/>
+            <wp:cNvGraphicFramePr>
+              <a:graphicFrameLocks xmlns:a="http://schemas.openxmlformats.org/drawingml/2006/main" noChangeAspect="1"/>
+            </wp:cNvGraphicFramePr>
+            <a:graphic xmlns:a="http://schemas.openxmlformats.org/drawingml/2006/main">
+              <a:graphicData uri="http://schemas.openxmlformats.org/drawingml/2006/picture">
+                <pic:pic xmlns:pic="http://schemas.openxmlformats.org/drawingml/2006/picture">
+                  <pic:nvPicPr>
+                    <pic:cNvPr id="454720872" name=""/>
+                    <pic:cNvPicPr/>
+                  </pic:nvPicPr>
+                  <pic:blipFill rotWithShape="1">
+                    <a:blip r:embed="rId37"/>
+                    <a:srcRect t="2586" b="3564"/>
+                    <a:stretch>
+                      <a:fillRect/>
+                    </a:stretch>
+                  </pic:blipFill>
+                  <pic:spPr bwMode="auto">
+                    <a:xfrm>
+                      <a:off x="0" y="0"/>
+                      <a:ext cx="2160000" cy="1745939"/>
+                    </a:xfrm>
+                    <a:prstGeom prst="rect">
+                      <a:avLst/>
+                    </a:prstGeom>
+                    <a:ln>
+                      <a:noFill/>
+                    </a:ln>
+                    <a:extLst>
+                      <a:ext uri="{53640926-AAD7-44D8-BBD7-CCE9431645EC}">
+                        <a14:shadowObscured xmlns:a14="http://schemas.microsoft.com/office/drawing/2010/main"/>
+                      </a:ext>
+                    </a:extLst>
+                  </pic:spPr>
+                </pic:pic>
+              </a:graphicData>
+            </a:graphic>
+          </wp:inline>
+        </w:drawing>
+      </w:r>
+    </w:p>
+    <w:p>
       <w:pPr>
         <w:pStyle w:val="Titre1"/>
       </w:pPr>
-      <w:bookmarkStart w:id="19" w:name="_Toc236249034"/>
+      <w:bookmarkStart w:id="19" w:name="_Toc236256426"/>
       <w:r>
         <w:lastRenderedPageBreak/>
         <w:t>MODULE 2 : OUTILS D'ANALYSE ET DE VISUALISATION DES DONNÉES</w:t>
@@ -6573,7 +7104,7 @@
       <w:pPr>
         <w:pStyle w:val="Titre2"/>
       </w:pPr>
-      <w:bookmarkStart w:id="20" w:name="_Toc236249035"/>
+      <w:bookmarkStart w:id="20" w:name="_Toc236256427"/>
       <w:r>
         <w:t>À propos de ce module</w:t>
       </w:r>
@@ -6581,13 +7112,162 @@
     </w:p>
     <w:p>
       <w:pPr>
+        <w:pStyle w:val="Titre3"/>
+      </w:pPr>
+      <w:bookmarkStart w:id="21" w:name="_Toc236256428"/>
+      <w:r>
+        <w:t>Introduction</w:t>
+      </w:r>
+      <w:bookmarkEnd w:id="21"/>
+    </w:p>
+    <w:p>
+      <w:r>
+        <w:t>Dans ce module, vous découvrirez une sélection d'outils d'analyse et de visualisation de données destinés à vous familiariser avec ceux que les professionnels utilisent dans le cadre de leurs projets. Vous découvrirez l'objectif de chaque outil, consulterez un exemple et aurez l'occasion d'explorer les ressources en ligne suggérées pour en savoir plus.</w:t>
+      </w:r>
+    </w:p>
+    <w:p>
+      <w:pPr>
+        <w:pStyle w:val="Titre3"/>
+      </w:pPr>
+      <w:bookmarkStart w:id="22" w:name="_Toc236256429"/>
+      <w:r>
+        <w:rPr>
+          <w:highlight w:val="yellow"/>
+        </w:rPr>
+        <w:t>Objectifs d'apprentissage</w:t>
+      </w:r>
+      <w:bookmarkEnd w:id="22"/>
+    </w:p>
+    <w:p>
+      <w:pPr>
+        <w:spacing w:after="0"/>
+      </w:pPr>
+      <w:r>
+        <w:t>À l'issue de ce module, vous devriez être en mesure de :</w:t>
+      </w:r>
+    </w:p>
+    <w:p>
+      <w:pPr>
+        <w:numPr>
+          <w:ilvl w:val="0"/>
+          <w:numId w:val="13"/>
+        </w:numPr>
+        <w:spacing w:after="0"/>
+      </w:pPr>
+      <w:r>
+        <w:t>Identifier l'utilité d'une sélection d'outils courants d'analyse et de visualisation des données, notamment :</w:t>
+      </w:r>
+    </w:p>
+    <w:p>
+      <w:pPr>
+        <w:numPr>
+          <w:ilvl w:val="1"/>
+          <w:numId w:val="13"/>
+        </w:numPr>
+        <w:spacing w:after="0"/>
+      </w:pPr>
+      <w:r>
+        <w:t>Microsoft Excel</w:t>
+      </w:r>
+    </w:p>
+    <w:p>
+      <w:pPr>
+        <w:numPr>
+          <w:ilvl w:val="1"/>
+          <w:numId w:val="13"/>
+        </w:numPr>
+        <w:spacing w:after="0"/>
+      </w:pPr>
+      <w:r>
+        <w:t>Google Sheets</w:t>
+      </w:r>
+    </w:p>
+    <w:p>
+      <w:pPr>
+        <w:numPr>
+          <w:ilvl w:val="1"/>
+          <w:numId w:val="13"/>
+        </w:numPr>
+        <w:spacing w:after="0"/>
+      </w:pPr>
+      <w:proofErr w:type="spellStart"/>
+      <w:r>
+        <w:t>Structured</w:t>
+      </w:r>
+      <w:proofErr w:type="spellEnd"/>
+      <w:r>
+        <w:t xml:space="preserve"> Query </w:t>
+      </w:r>
+      <w:proofErr w:type="spellStart"/>
+      <w:r>
+        <w:t>Language</w:t>
+      </w:r>
+      <w:proofErr w:type="spellEnd"/>
+      <w:r>
+        <w:t xml:space="preserve"> (SQL)</w:t>
+      </w:r>
+    </w:p>
+    <w:p>
+      <w:pPr>
+        <w:numPr>
+          <w:ilvl w:val="1"/>
+          <w:numId w:val="13"/>
+        </w:numPr>
+        <w:spacing w:after="0"/>
+      </w:pPr>
+      <w:r>
+        <w:t>Python</w:t>
+      </w:r>
+    </w:p>
+    <w:p>
+      <w:pPr>
+        <w:numPr>
+          <w:ilvl w:val="1"/>
+          <w:numId w:val="13"/>
+        </w:numPr>
+        <w:spacing w:after="0"/>
+      </w:pPr>
+      <w:r>
+        <w:t>IBM Watson Studio</w:t>
+      </w:r>
+    </w:p>
+    <w:p>
+      <w:pPr>
+        <w:numPr>
+          <w:ilvl w:val="1"/>
+          <w:numId w:val="13"/>
+        </w:numPr>
+        <w:spacing w:after="0"/>
+      </w:pPr>
+      <w:r>
+        <w:t>Tableau</w:t>
+      </w:r>
+    </w:p>
+    <w:p>
+      <w:pPr>
+        <w:numPr>
+          <w:ilvl w:val="1"/>
+          <w:numId w:val="13"/>
+        </w:numPr>
+        <w:spacing w:after="0"/>
+      </w:pPr>
+      <w:proofErr w:type="spellStart"/>
+      <w:r>
+        <w:t>Matplotlib</w:t>
+      </w:r>
+      <w:proofErr w:type="spellEnd"/>
+    </w:p>
+    <w:p/>
+    <w:p>
+      <w:pPr>
         <w:pStyle w:val="Titre2"/>
       </w:pPr>
-      <w:bookmarkStart w:id="21" w:name="_Toc236249036"/>
-      <w:r>
+      <w:bookmarkStart w:id="23" w:name="_Toc236256430"/>
+      <w:r>
+        <w:lastRenderedPageBreak/>
         <w:t>Présentation</w:t>
       </w:r>
-      <w:bookmarkEnd w:id="21"/>
+      <w:bookmarkEnd w:id="23"/>
     </w:p>
     <w:p>
       <w:pPr>
@@ -6596,14 +7276,14 @@
           <w:lang w:val="en-US"/>
         </w:rPr>
       </w:pPr>
-      <w:bookmarkStart w:id="22" w:name="_Toc236249037"/>
+      <w:bookmarkStart w:id="24" w:name="_Toc236256431"/>
       <w:r>
         <w:rPr>
           <w:lang w:val="en-US"/>
         </w:rPr>
         <w:t>Microsoft Excel</w:t>
       </w:r>
-      <w:bookmarkEnd w:id="22"/>
+      <w:bookmarkEnd w:id="24"/>
     </w:p>
     <w:p>
       <w:pPr>
@@ -6612,14 +7292,14 @@
           <w:lang w:val="en-US"/>
         </w:rPr>
       </w:pPr>
-      <w:bookmarkStart w:id="23" w:name="_Toc236249038"/>
+      <w:bookmarkStart w:id="25" w:name="_Toc236256432"/>
       <w:r>
         <w:rPr>
           <w:lang w:val="en-US"/>
         </w:rPr>
         <w:t>Google Sheets</w:t>
       </w:r>
-      <w:bookmarkEnd w:id="23"/>
+      <w:bookmarkEnd w:id="25"/>
     </w:p>
     <w:p>
       <w:pPr>
@@ -6628,14 +7308,14 @@
           <w:lang w:val="en-US"/>
         </w:rPr>
       </w:pPr>
-      <w:bookmarkStart w:id="24" w:name="_Toc236249039"/>
+      <w:bookmarkStart w:id="26" w:name="_Toc236256433"/>
       <w:r>
         <w:rPr>
           <w:lang w:val="en-US"/>
         </w:rPr>
         <w:t>Langage SQL</w:t>
       </w:r>
-      <w:bookmarkEnd w:id="24"/>
+      <w:bookmarkEnd w:id="26"/>
     </w:p>
     <w:p>
       <w:pPr>
@@ -6644,14 +7324,14 @@
           <w:lang w:val="en-US"/>
         </w:rPr>
       </w:pPr>
-      <w:bookmarkStart w:id="25" w:name="_Toc236249040"/>
+      <w:bookmarkStart w:id="27" w:name="_Toc236256434"/>
       <w:r>
         <w:rPr>
           <w:lang w:val="en-US"/>
         </w:rPr>
         <w:t>Python</w:t>
       </w:r>
-      <w:bookmarkEnd w:id="25"/>
+      <w:bookmarkEnd w:id="27"/>
     </w:p>
     <w:p>
       <w:pPr>
@@ -6660,167 +7340,166 @@
           <w:lang w:val="en-US"/>
         </w:rPr>
       </w:pPr>
-      <w:bookmarkStart w:id="26" w:name="_Toc236249041"/>
+      <w:bookmarkStart w:id="28" w:name="_Toc236256435"/>
       <w:r>
         <w:rPr>
           <w:lang w:val="en-US"/>
         </w:rPr>
         <w:t>IBM Watson Studio</w:t>
       </w:r>
-      <w:bookmarkEnd w:id="26"/>
+      <w:bookmarkEnd w:id="28"/>
     </w:p>
     <w:p>
       <w:pPr>
         <w:pStyle w:val="Titre2"/>
       </w:pPr>
-      <w:bookmarkStart w:id="27" w:name="_Toc236249042"/>
+      <w:bookmarkStart w:id="29" w:name="_Toc236256436"/>
       <w:r>
         <w:t>Tableau</w:t>
       </w:r>
-      <w:bookmarkEnd w:id="27"/>
+      <w:bookmarkEnd w:id="29"/>
     </w:p>
     <w:p>
       <w:pPr>
         <w:pStyle w:val="Titre2"/>
       </w:pPr>
-      <w:bookmarkStart w:id="28" w:name="_Toc236249043"/>
+      <w:bookmarkStart w:id="30" w:name="_Toc236256437"/>
       <w:proofErr w:type="spellStart"/>
       <w:r>
         <w:t>Matplotlib</w:t>
       </w:r>
-      <w:bookmarkEnd w:id="28"/>
+      <w:bookmarkEnd w:id="30"/>
       <w:proofErr w:type="spellEnd"/>
     </w:p>
     <w:p>
       <w:pPr>
         <w:pStyle w:val="Titre2"/>
       </w:pPr>
-      <w:bookmarkStart w:id="29" w:name="_Toc236249044"/>
+      <w:bookmarkStart w:id="31" w:name="_Toc236256438"/>
       <w:r>
         <w:t>Et bien d'autres outils</w:t>
       </w:r>
-      <w:bookmarkEnd w:id="29"/>
+      <w:bookmarkEnd w:id="31"/>
     </w:p>
     <w:p>
       <w:pPr>
         <w:pStyle w:val="Titre2"/>
       </w:pPr>
-      <w:bookmarkStart w:id="30" w:name="_Toc236249045"/>
+      <w:bookmarkStart w:id="32" w:name="_Toc236256439"/>
       <w:r>
         <w:t>Quiz</w:t>
       </w:r>
-      <w:bookmarkEnd w:id="30"/>
+      <w:bookmarkEnd w:id="32"/>
     </w:p>
     <w:p>
       <w:pPr>
         <w:pStyle w:val="Titre1"/>
       </w:pPr>
-      <w:bookmarkStart w:id="31" w:name="_Toc236249046"/>
+      <w:bookmarkStart w:id="33" w:name="_Toc236256440"/>
       <w:r>
         <w:t>MODULE 3 : EXISTE-T-IL UN BON OUTIL ?</w:t>
       </w:r>
-      <w:bookmarkEnd w:id="31"/>
+      <w:bookmarkEnd w:id="33"/>
     </w:p>
     <w:p>
       <w:pPr>
         <w:pStyle w:val="Titre2"/>
       </w:pPr>
-      <w:bookmarkStart w:id="32" w:name="_Toc236249047"/>
+      <w:bookmarkStart w:id="34" w:name="_Toc236256441"/>
       <w:r>
         <w:t>À propos de ce module</w:t>
       </w:r>
-      <w:bookmarkEnd w:id="32"/>
+      <w:bookmarkEnd w:id="34"/>
     </w:p>
     <w:p>
       <w:pPr>
         <w:pStyle w:val="Titre2"/>
       </w:pPr>
-      <w:bookmarkStart w:id="33" w:name="_Toc236249048"/>
+      <w:bookmarkStart w:id="35" w:name="_Toc236256442"/>
       <w:r>
         <w:t>Votre boîte à outils</w:t>
       </w:r>
-      <w:bookmarkEnd w:id="33"/>
+      <w:bookmarkEnd w:id="35"/>
     </w:p>
     <w:p>
       <w:pPr>
         <w:pStyle w:val="Titre2"/>
       </w:pPr>
-      <w:bookmarkStart w:id="34" w:name="_Toc236249049"/>
+      <w:bookmarkStart w:id="36" w:name="_Toc236256443"/>
       <w:r>
         <w:t>Comment une entreprise choisit-elle ses outils ?</w:t>
       </w:r>
-      <w:bookmarkEnd w:id="34"/>
+      <w:bookmarkEnd w:id="36"/>
     </w:p>
     <w:p>
       <w:pPr>
         <w:pStyle w:val="Titre2"/>
       </w:pPr>
-      <w:bookmarkStart w:id="35" w:name="_Toc236249050"/>
+      <w:bookmarkStart w:id="37" w:name="_Toc236256444"/>
       <w:r>
         <w:t>Quels outils choisir pour se former ?</w:t>
       </w:r>
-      <w:bookmarkEnd w:id="35"/>
+      <w:bookmarkEnd w:id="37"/>
     </w:p>
     <w:p>
       <w:pPr>
         <w:pStyle w:val="Titre2"/>
       </w:pPr>
-      <w:bookmarkStart w:id="36" w:name="_Toc236249051"/>
+      <w:bookmarkStart w:id="38" w:name="_Toc236256445"/>
       <w:r>
         <w:t>Quiz</w:t>
       </w:r>
-      <w:bookmarkEnd w:id="36"/>
+      <w:bookmarkEnd w:id="38"/>
     </w:p>
     <w:p>
       <w:pPr>
         <w:pStyle w:val="Titre1"/>
       </w:pPr>
-      <w:bookmarkStart w:id="37" w:name="_Toc236249052"/>
+      <w:bookmarkStart w:id="39" w:name="_Toc236256446"/>
       <w:r>
         <w:t>RÉCAPITULATIF ET ÉVALUATION FINALE</w:t>
       </w:r>
-      <w:bookmarkEnd w:id="37"/>
+      <w:bookmarkEnd w:id="39"/>
     </w:p>
     <w:p>
       <w:pPr>
         <w:pStyle w:val="Titre2"/>
       </w:pPr>
-      <w:bookmarkStart w:id="38" w:name="_Toc236249053"/>
+      <w:bookmarkStart w:id="40" w:name="_Toc236256447"/>
       <w:r>
         <w:t>Vous avez fait beaucoup de chemin !</w:t>
       </w:r>
-      <w:bookmarkEnd w:id="38"/>
+      <w:bookmarkEnd w:id="40"/>
     </w:p>
     <w:p>
       <w:pPr>
         <w:pStyle w:val="Titre2"/>
       </w:pPr>
-      <w:bookmarkStart w:id="39" w:name="_Toc236249054"/>
-      <w:r>
-        <w:lastRenderedPageBreak/>
+      <w:bookmarkStart w:id="41" w:name="_Toc236256448"/>
+      <w:r>
         <w:t>Points clés à retenir</w:t>
       </w:r>
-      <w:bookmarkEnd w:id="39"/>
+      <w:bookmarkEnd w:id="41"/>
     </w:p>
     <w:p>
       <w:pPr>
         <w:pStyle w:val="Titre2"/>
       </w:pPr>
-      <w:bookmarkStart w:id="40" w:name="_Toc236249055"/>
+      <w:bookmarkStart w:id="42" w:name="_Toc236256449"/>
       <w:r>
         <w:t>Évaluation finale</w:t>
       </w:r>
-      <w:bookmarkEnd w:id="40"/>
+      <w:bookmarkEnd w:id="42"/>
     </w:p>
     <w:p>
       <w:pPr>
         <w:pStyle w:val="Titre2"/>
       </w:pPr>
-      <w:bookmarkStart w:id="41" w:name="_Toc236249056"/>
+      <w:bookmarkStart w:id="43" w:name="_Toc236256450"/>
       <w:r>
         <w:t>Fin du cours</w:t>
       </w:r>
-      <w:bookmarkEnd w:id="41"/>
+      <w:bookmarkEnd w:id="43"/>
     </w:p>
     <w:p>
       <w:r>
@@ -6828,6 +7507,7 @@
           <w:noProof/>
           <w:lang w:val="en-US"/>
         </w:rPr>
+        <w:lastRenderedPageBreak/>
         <w:drawing>
           <wp:inline distT="0" distB="0" distL="0" distR="0" wp14:anchorId="0F8C0BCF" wp14:editId="0AADB32F">
             <wp:extent cx="5759450" cy="1517650"/>
@@ -6846,7 +7526,7 @@
                     </pic:cNvPicPr>
                   </pic:nvPicPr>
                   <pic:blipFill>
-                    <a:blip r:embed="rId28">
+                    <a:blip r:embed="rId38">
                       <a:extLst>
                         <a:ext uri="{28A0092B-C50C-407E-A947-70E740481C1C}">
                           <a14:useLocalDpi xmlns:a14="http://schemas.microsoft.com/office/drawing/2010/main"/>
@@ -6882,15 +7562,15 @@
       <w:pPr>
         <w:pStyle w:val="Titre1"/>
       </w:pPr>
-      <w:bookmarkStart w:id="42" w:name="_Toc230459036"/>
-      <w:bookmarkStart w:id="43" w:name="_Toc230515699"/>
-      <w:bookmarkStart w:id="44" w:name="_Toc236249057"/>
+      <w:bookmarkStart w:id="44" w:name="_Toc230459036"/>
+      <w:bookmarkStart w:id="45" w:name="_Toc230515699"/>
+      <w:bookmarkStart w:id="46" w:name="_Toc236256451"/>
       <w:r>
         <w:t>Critique constructive</w:t>
       </w:r>
-      <w:bookmarkEnd w:id="42"/>
-      <w:bookmarkEnd w:id="43"/>
       <w:bookmarkEnd w:id="44"/>
+      <w:bookmarkEnd w:id="45"/>
+      <w:bookmarkEnd w:id="46"/>
     </w:p>
     <w:p>
       <w:pPr>
@@ -6906,7 +7586,7 @@
           <w:lang w:val="en-US"/>
         </w:rPr>
       </w:pPr>
-      <w:bookmarkStart w:id="45" w:name="_Toc236249058"/>
+      <w:bookmarkStart w:id="47" w:name="_Toc236256452"/>
       <w:proofErr w:type="gramStart"/>
       <w:r>
         <w:rPr>
@@ -6921,7 +7601,7 @@
         </w:rPr>
         <w:t xml:space="preserve"> du document</w:t>
       </w:r>
-      <w:bookmarkEnd w:id="45"/>
+      <w:bookmarkEnd w:id="47"/>
     </w:p>
     <w:p>
       <w:pPr>
@@ -6931,8 +7611,8 @@
       </w:pPr>
     </w:p>
     <w:sectPr>
-      <w:headerReference w:type="default" r:id="rId29"/>
-      <w:footerReference w:type="default" r:id="rId30"/>
+      <w:headerReference w:type="default" r:id="rId39"/>
+      <w:footerReference w:type="default" r:id="rId40"/>
       <w:pgSz w:w="11906" w:h="16838"/>
       <w:pgMar w:top="1417" w:right="1417" w:bottom="1417" w:left="1417" w:header="708" w:footer="708" w:gutter="0"/>
       <w:cols w:space="708"/>
@@ -7523,7 +8203,7 @@
             <w:rPr>
               <w:noProof/>
             </w:rPr>
-            <w:t>29/07/2026 20:38</w:t>
+            <w:t>29/07/2026 22:08</w:t>
           </w:r>
           <w:r>
             <w:fldChar w:fldCharType="end"/>
@@ -8201,6 +8881,155 @@
     </w:lvl>
   </w:abstractNum>
   <w:abstractNum w:abstractNumId="4" w15:restartNumberingAfterBreak="0">
+    <w:nsid w:val="1C47745F"/>
+    <w:multiLevelType w:val="multilevel"/>
+    <w:tmpl w:val="71F2C242"/>
+    <w:lvl w:ilvl="0">
+      <w:start w:val="1"/>
+      <w:numFmt w:val="bullet"/>
+      <w:lvlText w:val=""/>
+      <w:lvlJc w:val="left"/>
+      <w:pPr>
+        <w:tabs>
+          <w:tab w:val="num" w:pos="720"/>
+        </w:tabs>
+        <w:ind w:left="720" w:hanging="360"/>
+      </w:pPr>
+      <w:rPr>
+        <w:rFonts w:ascii="Symbol" w:hAnsi="Symbol" w:hint="default"/>
+        <w:sz w:val="20"/>
+      </w:rPr>
+    </w:lvl>
+    <w:lvl w:ilvl="1">
+      <w:start w:val="1"/>
+      <w:numFmt w:val="bullet"/>
+      <w:lvlText w:val="o"/>
+      <w:lvlJc w:val="left"/>
+      <w:pPr>
+        <w:tabs>
+          <w:tab w:val="num" w:pos="1440"/>
+        </w:tabs>
+        <w:ind w:left="1440" w:hanging="360"/>
+      </w:pPr>
+      <w:rPr>
+        <w:rFonts w:ascii="Courier New" w:hAnsi="Courier New" w:hint="default"/>
+        <w:sz w:val="20"/>
+      </w:rPr>
+    </w:lvl>
+    <w:lvl w:ilvl="2" w:tentative="1">
+      <w:start w:val="1"/>
+      <w:numFmt w:val="bullet"/>
+      <w:lvlText w:val=""/>
+      <w:lvlJc w:val="left"/>
+      <w:pPr>
+        <w:tabs>
+          <w:tab w:val="num" w:pos="2160"/>
+        </w:tabs>
+        <w:ind w:left="2160" w:hanging="360"/>
+      </w:pPr>
+      <w:rPr>
+        <w:rFonts w:ascii="Symbol" w:hAnsi="Symbol" w:hint="default"/>
+        <w:sz w:val="20"/>
+      </w:rPr>
+    </w:lvl>
+    <w:lvl w:ilvl="3" w:tentative="1">
+      <w:start w:val="1"/>
+      <w:numFmt w:val="bullet"/>
+      <w:lvlText w:val=""/>
+      <w:lvlJc w:val="left"/>
+      <w:pPr>
+        <w:tabs>
+          <w:tab w:val="num" w:pos="2880"/>
+        </w:tabs>
+        <w:ind w:left="2880" w:hanging="360"/>
+      </w:pPr>
+      <w:rPr>
+        <w:rFonts w:ascii="Symbol" w:hAnsi="Symbol" w:hint="default"/>
+        <w:sz w:val="20"/>
+      </w:rPr>
+    </w:lvl>
+    <w:lvl w:ilvl="4" w:tentative="1">
+      <w:start w:val="1"/>
+      <w:numFmt w:val="bullet"/>
+      <w:lvlText w:val=""/>
+      <w:lvlJc w:val="left"/>
+      <w:pPr>
+        <w:tabs>
+          <w:tab w:val="num" w:pos="3600"/>
+        </w:tabs>
+        <w:ind w:left="3600" w:hanging="360"/>
+      </w:pPr>
+      <w:rPr>
+        <w:rFonts w:ascii="Symbol" w:hAnsi="Symbol" w:hint="default"/>
+        <w:sz w:val="20"/>
+      </w:rPr>
+    </w:lvl>
+    <w:lvl w:ilvl="5" w:tentative="1">
+      <w:start w:val="1"/>
+      <w:numFmt w:val="bullet"/>
+      <w:lvlText w:val=""/>
+      <w:lvlJc w:val="left"/>
+      <w:pPr>
+        <w:tabs>
+          <w:tab w:val="num" w:pos="4320"/>
+        </w:tabs>
+        <w:ind w:left="4320" w:hanging="360"/>
+      </w:pPr>
+      <w:rPr>
+        <w:rFonts w:ascii="Symbol" w:hAnsi="Symbol" w:hint="default"/>
+        <w:sz w:val="20"/>
+      </w:rPr>
+    </w:lvl>
+    <w:lvl w:ilvl="6" w:tentative="1">
+      <w:start w:val="1"/>
+      <w:numFmt w:val="bullet"/>
+      <w:lvlText w:val=""/>
+      <w:lvlJc w:val="left"/>
+      <w:pPr>
+        <w:tabs>
+          <w:tab w:val="num" w:pos="5040"/>
+        </w:tabs>
+        <w:ind w:left="5040" w:hanging="360"/>
+      </w:pPr>
+      <w:rPr>
+        <w:rFonts w:ascii="Symbol" w:hAnsi="Symbol" w:hint="default"/>
+        <w:sz w:val="20"/>
+      </w:rPr>
+    </w:lvl>
+    <w:lvl w:ilvl="7" w:tentative="1">
+      <w:start w:val="1"/>
+      <w:numFmt w:val="bullet"/>
+      <w:lvlText w:val=""/>
+      <w:lvlJc w:val="left"/>
+      <w:pPr>
+        <w:tabs>
+          <w:tab w:val="num" w:pos="5760"/>
+        </w:tabs>
+        <w:ind w:left="5760" w:hanging="360"/>
+      </w:pPr>
+      <w:rPr>
+        <w:rFonts w:ascii="Symbol" w:hAnsi="Symbol" w:hint="default"/>
+        <w:sz w:val="20"/>
+      </w:rPr>
+    </w:lvl>
+    <w:lvl w:ilvl="8" w:tentative="1">
+      <w:start w:val="1"/>
+      <w:numFmt w:val="bullet"/>
+      <w:lvlText w:val=""/>
+      <w:lvlJc w:val="left"/>
+      <w:pPr>
+        <w:tabs>
+          <w:tab w:val="num" w:pos="6480"/>
+        </w:tabs>
+        <w:ind w:left="6480" w:hanging="360"/>
+      </w:pPr>
+      <w:rPr>
+        <w:rFonts w:ascii="Symbol" w:hAnsi="Symbol" w:hint="default"/>
+        <w:sz w:val="20"/>
+      </w:rPr>
+    </w:lvl>
+  </w:abstractNum>
+  <w:abstractNum w:abstractNumId="5" w15:restartNumberingAfterBreak="0">
     <w:nsid w:val="2D1837B0"/>
     <w:multiLevelType w:val="multilevel"/>
     <w:tmpl w:val="211EF790"/>
@@ -8349,7 +9178,7 @@
       </w:rPr>
     </w:lvl>
   </w:abstractNum>
-  <w:abstractNum w:abstractNumId="5" w15:restartNumberingAfterBreak="0">
+  <w:abstractNum w:abstractNumId="6" w15:restartNumberingAfterBreak="0">
     <w:nsid w:val="30BC63F3"/>
     <w:multiLevelType w:val="multilevel"/>
     <w:tmpl w:val="4DB6D7CA"/>
@@ -8498,7 +9327,7 @@
       </w:rPr>
     </w:lvl>
   </w:abstractNum>
-  <w:abstractNum w:abstractNumId="6" w15:restartNumberingAfterBreak="0">
+  <w:abstractNum w:abstractNumId="7" w15:restartNumberingAfterBreak="0">
     <w:nsid w:val="46AD1C00"/>
     <w:multiLevelType w:val="multilevel"/>
     <w:tmpl w:val="D53CE3DC"/>
@@ -8611,7 +9440,7 @@
       </w:pPr>
     </w:lvl>
   </w:abstractNum>
-  <w:abstractNum w:abstractNumId="7" w15:restartNumberingAfterBreak="0">
+  <w:abstractNum w:abstractNumId="8" w15:restartNumberingAfterBreak="0">
     <w:nsid w:val="575E0776"/>
     <w:multiLevelType w:val="multilevel"/>
     <w:tmpl w:val="CCD0C0DE"/>
@@ -8728,7 +9557,7 @@
       </w:pPr>
     </w:lvl>
   </w:abstractNum>
-  <w:abstractNum w:abstractNumId="8" w15:restartNumberingAfterBreak="0">
+  <w:abstractNum w:abstractNumId="9" w15:restartNumberingAfterBreak="0">
     <w:nsid w:val="60C40EB4"/>
     <w:multiLevelType w:val="multilevel"/>
     <w:tmpl w:val="6E900152"/>
@@ -8845,7 +9674,7 @@
       </w:pPr>
     </w:lvl>
   </w:abstractNum>
-  <w:abstractNum w:abstractNumId="9" w15:restartNumberingAfterBreak="0">
+  <w:abstractNum w:abstractNumId="10" w15:restartNumberingAfterBreak="0">
     <w:nsid w:val="6BD75762"/>
     <w:multiLevelType w:val="multilevel"/>
     <w:tmpl w:val="1B46D54A"/>
@@ -8958,7 +9787,7 @@
       </w:pPr>
     </w:lvl>
   </w:abstractNum>
-  <w:abstractNum w:abstractNumId="10" w15:restartNumberingAfterBreak="0">
+  <w:abstractNum w:abstractNumId="11" w15:restartNumberingAfterBreak="0">
     <w:nsid w:val="6D565765"/>
     <w:multiLevelType w:val="hybridMultilevel"/>
     <w:tmpl w:val="EA660762"/>
@@ -9044,7 +9873,7 @@
       </w:pPr>
     </w:lvl>
   </w:abstractNum>
-  <w:abstractNum w:abstractNumId="11" w15:restartNumberingAfterBreak="0">
+  <w:abstractNum w:abstractNumId="12" w15:restartNumberingAfterBreak="0">
     <w:nsid w:val="759773A4"/>
     <w:multiLevelType w:val="multilevel"/>
     <w:tmpl w:val="64D26A86"/>
@@ -9194,40 +10023,43 @@
     </w:lvl>
   </w:abstractNum>
   <w:num w:numId="1" w16cid:durableId="2054039074">
-    <w:abstractNumId w:val="4"/>
+    <w:abstractNumId w:val="5"/>
   </w:num>
   <w:num w:numId="2" w16cid:durableId="2079207980">
-    <w:abstractNumId w:val="9"/>
+    <w:abstractNumId w:val="10"/>
   </w:num>
   <w:num w:numId="3" w16cid:durableId="820344631">
     <w:abstractNumId w:val="0"/>
   </w:num>
   <w:num w:numId="4" w16cid:durableId="2123836638">
-    <w:abstractNumId w:val="6"/>
+    <w:abstractNumId w:val="7"/>
   </w:num>
   <w:num w:numId="5" w16cid:durableId="834762956">
-    <w:abstractNumId w:val="10"/>
+    <w:abstractNumId w:val="11"/>
   </w:num>
   <w:num w:numId="6" w16cid:durableId="74523463">
-    <w:abstractNumId w:val="11"/>
+    <w:abstractNumId w:val="12"/>
   </w:num>
   <w:num w:numId="7" w16cid:durableId="398329760">
     <w:abstractNumId w:val="3"/>
   </w:num>
   <w:num w:numId="8" w16cid:durableId="1976255448">
-    <w:abstractNumId w:val="5"/>
+    <w:abstractNumId w:val="6"/>
   </w:num>
   <w:num w:numId="9" w16cid:durableId="944576908">
     <w:abstractNumId w:val="1"/>
   </w:num>
   <w:num w:numId="10" w16cid:durableId="1181428242">
-    <w:abstractNumId w:val="7"/>
+    <w:abstractNumId w:val="8"/>
   </w:num>
   <w:num w:numId="11" w16cid:durableId="1969506203">
-    <w:abstractNumId w:val="8"/>
+    <w:abstractNumId w:val="9"/>
   </w:num>
   <w:num w:numId="12" w16cid:durableId="1328828693">
     <w:abstractNumId w:val="2"/>
+  </w:num>
+  <w:num w:numId="13" w16cid:durableId="161704741">
+    <w:abstractNumId w:val="4"/>
   </w:num>
 </w:numbering>
 </file>
@@ -9835,7 +10667,6 @@
   <w:style w:type="character" w:default="1" w:styleId="Policepardfaut">
     <w:name w:val="Default Paragraph Font"/>
     <w:uiPriority w:val="1"/>
-    <w:semiHidden/>
     <w:unhideWhenUsed/>
   </w:style>
   <w:style w:type="table" w:default="1" w:styleId="TableauNormal">
